--- a/Fase 1/Evidencias Individuales/Parga_Khaeil_1.3_APT122_AutoevaluacionFase1.docx
+++ b/Fase 1/Evidencias Individuales/Parga_Khaeil_1.3_APT122_AutoevaluacionFase1.docx
@@ -26,20 +26,7 @@
           <w:szCs w:val="72"/>
           <w:lang w:val="es-CL" w:eastAsia="es-CL"/>
         </w:rPr>
-        <w:t xml:space="preserve">Evaluación </w:t>
-      </w:r>
-      <w:r>
-        <w:rPr>
-          <w:rFonts w:asciiTheme="minorHAnsi" w:eastAsiaTheme="minorEastAsia" w:hAnsiTheme="minorHAnsi" w:cstheme="minorBidi"/>
-          <w:b/>
-          <w:bCs/>
-          <w:color w:val="000000"/>
-          <w:spacing w:val="-30"/>
-          <w:sz w:val="72"/>
-          <w:szCs w:val="72"/>
-          <w:lang w:val="es-CL" w:eastAsia="es-CL"/>
-        </w:rPr>
-        <w:t>Fase 1</w:t>
+        <w:t xml:space="preserve">Evaluación Fase 1</w:t>
       </w:r>
     </w:p>
     <w:p>
@@ -72,46 +59,7 @@
           <w:szCs w:val="48"/>
           <w:lang w:val="es-CL" w:eastAsia="es-CL"/>
         </w:rPr>
-        <w:t>Nombre</w:t>
-      </w:r>
-      <w:r>
-        <w:rPr>
-          <w:rFonts w:asciiTheme="minorHAnsi" w:eastAsiaTheme="minorEastAsia" w:hAnsiTheme="minorHAnsi" w:cstheme="minorBidi"/>
-          <w:b/>
-          <w:bCs/>
-          <w:color w:val="000000"/>
-          <w:spacing w:val="-30"/>
-          <w:sz w:val="48"/>
-          <w:szCs w:val="48"/>
-          <w:lang w:val="es-CL" w:eastAsia="es-CL"/>
-        </w:rPr>
-        <w:t xml:space="preserve">: </w:t>
-      </w:r>
-      <w:r>
-        <w:rPr>
-          <w:rFonts w:asciiTheme="minorHAnsi" w:eastAsiaTheme="minorEastAsia" w:hAnsiTheme="minorHAnsi" w:cstheme="minorBidi"/>
-          <w:b/>
-          <w:bCs/>
-          <w:color w:val="000000"/>
-          <w:spacing w:val="-30"/>
-          <w:sz w:val="48"/>
-          <w:szCs w:val="48"/>
-          <w:lang w:val="es-CL" w:eastAsia="es-CL"/>
-        </w:rPr>
-        <w:t xml:space="preserve">Autoevaluación </w:t>
-      </w:r>
-      <w:r>
-        <w:rPr>
-          <w:rFonts w:asciiTheme="minorHAnsi" w:eastAsiaTheme="minorEastAsia" w:hAnsiTheme="minorHAnsi" w:cstheme="minorBidi"/>
-          <w:b/>
-          <w:bCs/>
-          <w:color w:val="000000"/>
-          <w:spacing w:val="-30"/>
-          <w:sz w:val="48"/>
-          <w:szCs w:val="48"/>
-          <w:lang w:val="es-CL" w:eastAsia="es-CL"/>
-        </w:rPr>
-        <w:t>Definición Proyecto APT</w:t>
+        <w:t xml:space="preserve">Nombre: Autoevaluación Definición Proyecto APT</w:t>
       </w:r>
     </w:p>
     <w:tbl>
@@ -270,18 +218,7 @@
                 <w:sz w:val="22"/>
                 <w:szCs w:val="22"/>
               </w:rPr>
-              <w:t>% P</w:t>
-            </w:r>
-            <w:r>
-              <w:rPr>
-                <w:rFonts w:asciiTheme="minorHAnsi" w:eastAsiaTheme="minorEastAsia" w:hAnsiTheme="minorHAnsi" w:cstheme="minorBidi"/>
-                <w:b/>
-                <w:bCs/>
-                <w:color w:val="FFFFFF" w:themeColor="background1"/>
-                <w:sz w:val="22"/>
-                <w:szCs w:val="22"/>
-              </w:rPr>
-              <w:t>onderación</w:t>
+              <w:t>% Ponderación</w:t>
             </w:r>
           </w:p>
         </w:tc>
@@ -336,7 +273,6 @@
               <w:spacing w:before="120" w:after="120"/>
               <w:jc w:val="center"/>
             </w:pPr>
-            <w:proofErr w:type="spellStart"/>
             <w:r>
               <w:rPr>
                 <w:rFonts w:asciiTheme="minorHAnsi" w:eastAsiaTheme="minorEastAsia" w:hAnsiTheme="minorHAnsi" w:cstheme="minorBidi"/>
@@ -349,7 +285,6 @@
               </w:rPr>
               <w:t>Capstone</w:t>
             </w:r>
-            <w:proofErr w:type="spellEnd"/>
           </w:p>
         </w:tc>
         <w:tc>
@@ -379,15 +314,7 @@
                 <w:sz w:val="22"/>
                 <w:szCs w:val="22"/>
               </w:rPr>
-              <w:t xml:space="preserve">semana </w:t>
-            </w:r>
-            <w:r>
-              <w:rPr>
-                <w:rFonts w:asciiTheme="minorHAnsi" w:eastAsiaTheme="minorEastAsia" w:hAnsiTheme="minorHAnsi" w:cstheme="minorBidi"/>
-                <w:sz w:val="22"/>
-                <w:szCs w:val="22"/>
-              </w:rPr>
-              <w:t>3</w:t>
+              <w:t xml:space="preserve">semana 3</w:t>
             </w:r>
           </w:p>
         </w:tc>
@@ -888,16 +815,7 @@
                 <w:bCs/>
                 <w:color w:val="FFFFFF" w:themeColor="background1"/>
               </w:rPr>
-              <w:t>Resultado</w:t>
-            </w:r>
-            <w:r>
-              <w:rPr>
-                <w:rFonts w:asciiTheme="minorHAnsi" w:eastAsiaTheme="minorEastAsia" w:hAnsiTheme="minorHAnsi" w:cstheme="minorBidi"/>
-                <w:b/>
-                <w:bCs/>
-                <w:color w:val="FFFFFF" w:themeColor="background1"/>
-              </w:rPr>
-              <w:t xml:space="preserve"> de Aprendizaje</w:t>
+              <w:t xml:space="preserve">Resultado de Aprendizaje</w:t>
             </w:r>
           </w:p>
         </w:tc>
@@ -929,16 +847,7 @@
                 <w:bCs/>
                 <w:color w:val="FFFFFF" w:themeColor="background1"/>
               </w:rPr>
-              <w:t>Indicador</w:t>
-            </w:r>
-            <w:r>
-              <w:rPr>
-                <w:rFonts w:asciiTheme="minorHAnsi" w:eastAsiaTheme="minorEastAsia" w:hAnsiTheme="minorHAnsi" w:cstheme="minorBidi"/>
-                <w:b/>
-                <w:bCs/>
-                <w:color w:val="FFFFFF" w:themeColor="background1"/>
-              </w:rPr>
-              <w:t xml:space="preserve"> de Logro (IL)</w:t>
+              <w:t xml:space="preserve">Indicador de Logro (IL)</w:t>
             </w:r>
           </w:p>
         </w:tc>
@@ -1894,32 +1803,14 @@
                 <w:bCs/>
                 <w:color w:val="3B3838" w:themeColor="background2" w:themeShade="40"/>
               </w:rPr>
-              <w:t xml:space="preserve">IL </w:t>
-            </w:r>
-            <w:proofErr w:type="gramStart"/>
-            <w:r>
-              <w:rPr>
-                <w:rFonts w:asciiTheme="minorHAnsi" w:eastAsiaTheme="minorEastAsia" w:hAnsiTheme="minorHAnsi" w:cstheme="minorBidi"/>
-                <w:b/>
-                <w:bCs/>
+              <w:t xml:space="preserve">IL 1.3  </w:t>
+            </w:r>
+            <w:r>
+              <w:rPr>
+                <w:rFonts w:asciiTheme="minorHAnsi" w:eastAsiaTheme="minorEastAsia" w:hAnsiTheme="minorHAnsi" w:cstheme="minorBidi"/>
                 <w:color w:val="3B3838" w:themeColor="background2" w:themeShade="40"/>
               </w:rPr>
-              <w:t xml:space="preserve">1.3  </w:t>
-            </w:r>
-            <w:r>
-              <w:rPr>
-                <w:rFonts w:asciiTheme="minorHAnsi" w:eastAsiaTheme="minorEastAsia" w:hAnsiTheme="minorHAnsi" w:cstheme="minorBidi"/>
-                <w:color w:val="3B3838" w:themeColor="background2" w:themeShade="40"/>
-              </w:rPr>
-              <w:t>Establece</w:t>
-            </w:r>
-            <w:proofErr w:type="gramEnd"/>
-            <w:r>
-              <w:rPr>
-                <w:rFonts w:asciiTheme="minorHAnsi" w:eastAsiaTheme="minorEastAsia" w:hAnsiTheme="minorHAnsi" w:cstheme="minorBidi"/>
-                <w:color w:val="3B3838" w:themeColor="background2" w:themeShade="40"/>
-              </w:rPr>
-              <w:t xml:space="preserve"> un plan de trabajo para su Proyecto APT y evidencias que permiten cumplir los objetivos propuestos, considerando recursos y tiempos pertinentes para el desarrollo de las actividades en el periodo académico establecido.</w:t>
+              <w:t xml:space="preserve">Establece un plan de trabajo para su Proyecto APT y evidencias que permiten cumplir los objetivos propuestos, considerando recursos y tiempos pertinentes para el desarrollo de las actividades en el periodo académico establecido.</w:t>
             </w:r>
           </w:p>
         </w:tc>
@@ -2471,37 +2362,7 @@
                 <w:rFonts w:asciiTheme="minorHAnsi" w:eastAsiaTheme="minorEastAsia" w:hAnsiTheme="minorHAnsi" w:cstheme="minorBidi"/>
                 <w:color w:val="3B3838" w:themeColor="background2" w:themeShade="40"/>
               </w:rPr>
-              <w:t>Cumple con los indicadores de calidad requeridos en</w:t>
-            </w:r>
-            <w:r>
-              <w:rPr>
-                <w:rFonts w:asciiTheme="minorHAnsi" w:eastAsiaTheme="minorEastAsia" w:hAnsiTheme="minorHAnsi" w:cstheme="minorBidi"/>
-                <w:color w:val="3B3838" w:themeColor="background2" w:themeShade="40"/>
-              </w:rPr>
-              <w:t xml:space="preserve"> la presentación d</w:t>
-            </w:r>
-            <w:r>
-              <w:rPr>
-                <w:rFonts w:asciiTheme="minorHAnsi" w:eastAsiaTheme="minorEastAsia" w:hAnsiTheme="minorHAnsi" w:cstheme="minorBidi"/>
-                <w:color w:val="3B3838" w:themeColor="background2" w:themeShade="40"/>
-              </w:rPr>
-              <w:t xml:space="preserve">el diseño del Proyecto APT </w:t>
-            </w:r>
-            <w:proofErr w:type="gramStart"/>
-            <w:r>
-              <w:rPr>
-                <w:rFonts w:asciiTheme="minorHAnsi" w:eastAsiaTheme="minorEastAsia" w:hAnsiTheme="minorHAnsi" w:cstheme="minorBidi"/>
-                <w:color w:val="3B3838" w:themeColor="background2" w:themeShade="40"/>
-              </w:rPr>
-              <w:t>de acuerdo a</w:t>
-            </w:r>
-            <w:proofErr w:type="gramEnd"/>
-            <w:r>
-              <w:rPr>
-                <w:rFonts w:asciiTheme="minorHAnsi" w:eastAsiaTheme="minorEastAsia" w:hAnsiTheme="minorHAnsi" w:cstheme="minorBidi"/>
-                <w:color w:val="3B3838" w:themeColor="background2" w:themeShade="40"/>
-              </w:rPr>
-              <w:t xml:space="preserve"> estándares definidos por la disciplina.</w:t>
+              <w:t xml:space="preserve">Cumple con los indicadores de calidad requeridos en la presentación del diseño del Proyecto APT de acuerdo a estándares definidos por la disciplina.</w:t>
             </w:r>
           </w:p>
         </w:tc>
@@ -2525,25 +2386,7 @@
                 <w:color w:val="000000" w:themeColor="text1"/>
                 <w:lang w:eastAsia="es-CL"/>
               </w:rPr>
-              <w:t xml:space="preserve">11. Cumple con los indicadores de calidad requeridos en la presentación del diseño del Proyecto APT </w:t>
-            </w:r>
-            <w:proofErr w:type="gramStart"/>
-            <w:r>
-              <w:rPr>
-                <w:rFonts w:asciiTheme="minorHAnsi" w:eastAsiaTheme="minorEastAsia" w:hAnsiTheme="minorHAnsi" w:cstheme="minorBidi"/>
-                <w:color w:val="000000" w:themeColor="text1"/>
-                <w:lang w:eastAsia="es-CL"/>
-              </w:rPr>
-              <w:t>de acuerdo a</w:t>
-            </w:r>
-            <w:proofErr w:type="gramEnd"/>
-            <w:r>
-              <w:rPr>
-                <w:rFonts w:asciiTheme="minorHAnsi" w:eastAsiaTheme="minorEastAsia" w:hAnsiTheme="minorHAnsi" w:cstheme="minorBidi"/>
-                <w:color w:val="000000" w:themeColor="text1"/>
-                <w:lang w:eastAsia="es-CL"/>
-              </w:rPr>
-              <w:t xml:space="preserve"> estándares definidos por la disciplina.</w:t>
+              <w:t xml:space="preserve">11. Cumple con los indicadores de calidad requeridos en la presentación del diseño del Proyecto APT de acuerdo a estándares definidos por la disciplina.</w:t>
             </w:r>
           </w:p>
         </w:tc>
@@ -2643,35 +2486,7 @@
                 <w:color w:val="000000" w:themeColor="text1"/>
                 <w:lang w:eastAsia="es-CL"/>
               </w:rPr>
-              <w:t xml:space="preserve">12. </w:t>
-            </w:r>
-            <w:r>
-              <w:rPr>
-                <w:rFonts w:asciiTheme="minorHAnsi" w:eastAsiaTheme="minorEastAsia" w:hAnsiTheme="minorHAnsi" w:cstheme="minorBidi"/>
-                <w:color w:val="000000" w:themeColor="text1"/>
-                <w:lang w:eastAsia="es-CL"/>
-              </w:rPr>
-              <w:t xml:space="preserve">Redacta el </w:t>
-            </w:r>
-            <w:proofErr w:type="spellStart"/>
-            <w:proofErr w:type="gramStart"/>
-            <w:r>
-              <w:rPr>
-                <w:rFonts w:asciiTheme="minorHAnsi" w:eastAsiaTheme="minorEastAsia" w:hAnsiTheme="minorHAnsi" w:cstheme="minorBidi"/>
-                <w:color w:val="000000" w:themeColor="text1"/>
-                <w:lang w:eastAsia="es-CL"/>
-              </w:rPr>
-              <w:t>abstract</w:t>
-            </w:r>
-            <w:proofErr w:type="spellEnd"/>
-            <w:proofErr w:type="gramEnd"/>
-            <w:r>
-              <w:rPr>
-                <w:rFonts w:asciiTheme="minorHAnsi" w:eastAsiaTheme="minorEastAsia" w:hAnsiTheme="minorHAnsi" w:cstheme="minorBidi"/>
-                <w:color w:val="000000" w:themeColor="text1"/>
-                <w:lang w:eastAsia="es-CL"/>
-              </w:rPr>
-              <w:t>, las conclusiones y la reflexión en inglés con ideas completas que se conectan en secuencia lógica, utilizando estructuras gramaticales y vocabulario en forma correcta y pertinente al tema a un nivel intermedio alto.</w:t>
+              <w:t xml:space="preserve">12. Redacta el abstract, las conclusiones y la reflexión en inglés con ideas completas que se conectan en secuencia lógica, utilizando estructuras gramaticales y vocabulario en forma correcta y pertinente al tema a un nivel intermedio alto.</w:t>
             </w:r>
           </w:p>
         </w:tc>
@@ -3106,15 +2921,7 @@
                 <w:sz w:val="22"/>
                 <w:szCs w:val="22"/>
               </w:rPr>
-              <w:t xml:space="preserve">para desarrollar esta evaluación es de </w:t>
-            </w:r>
-            <w:r>
-              <w:rPr>
-                <w:rFonts w:asciiTheme="minorHAnsi" w:eastAsiaTheme="minorEastAsia" w:hAnsiTheme="minorHAnsi" w:cstheme="minorBidi"/>
-                <w:sz w:val="22"/>
-                <w:szCs w:val="22"/>
-              </w:rPr>
-              <w:t>20 minutos</w:t>
+              <w:t xml:space="preserve">para desarrollar esta evaluación es de 20 minutos</w:t>
             </w:r>
             <w:r>
               <w:rPr>
@@ -3150,31 +2957,7 @@
                 <w:sz w:val="22"/>
                 <w:szCs w:val="22"/>
               </w:rPr>
-              <w:t xml:space="preserve"> en </w:t>
-            </w:r>
-            <w:r>
-              <w:rPr>
-                <w:rFonts w:asciiTheme="minorHAnsi" w:eastAsiaTheme="minorEastAsia" w:hAnsiTheme="minorHAnsi" w:cstheme="minorBidi"/>
-                <w:sz w:val="22"/>
-                <w:szCs w:val="22"/>
-              </w:rPr>
-              <w:t xml:space="preserve">el taller </w:t>
-            </w:r>
-            <w:r>
-              <w:rPr>
-                <w:rFonts w:asciiTheme="minorHAnsi" w:eastAsiaTheme="minorEastAsia" w:hAnsiTheme="minorHAnsi" w:cstheme="minorBidi"/>
-                <w:sz w:val="22"/>
-                <w:szCs w:val="22"/>
-              </w:rPr>
-              <w:t xml:space="preserve">de proyectos </w:t>
-            </w:r>
-            <w:r>
-              <w:rPr>
-                <w:rFonts w:asciiTheme="minorHAnsi" w:eastAsiaTheme="minorEastAsia" w:hAnsiTheme="minorHAnsi" w:cstheme="minorBidi"/>
-                <w:sz w:val="22"/>
-                <w:szCs w:val="22"/>
-              </w:rPr>
-              <w:t>durante la semana 3.</w:t>
+              <w:t xml:space="preserve"> en el taller de proyectos durante la semana 3.</w:t>
             </w:r>
           </w:p>
           <w:p>
@@ -3367,7 +3150,6 @@
                 <w:lang w:val="es-ES"/>
               </w:rPr>
             </w:pPr>
-            <w:proofErr w:type="spellStart"/>
             <w:r>
               <w:rPr>
                 <w:rStyle w:val="normaltextrun"/>
@@ -3377,19 +3159,7 @@
                 <w:szCs w:val="22"/>
                 <w:lang w:val="es-CL"/>
               </w:rPr>
-              <w:t>Abstract</w:t>
-            </w:r>
-            <w:proofErr w:type="spellEnd"/>
-            <w:r>
-              <w:rPr>
-                <w:rStyle w:val="normaltextrun"/>
-                <w:rFonts w:ascii="Calibri" w:eastAsia="Calibri" w:hAnsi="Calibri" w:cs="Calibri"/>
-                <w:color w:val="000000" w:themeColor="text1"/>
-                <w:sz w:val="22"/>
-                <w:szCs w:val="22"/>
-                <w:lang w:val="es-CL"/>
-              </w:rPr>
-              <w:t xml:space="preserve"> (inglés y español) </w:t>
+              <w:t xml:space="preserve">Abstract (inglés y español) </w:t>
             </w:r>
           </w:p>
           <w:p>
@@ -3944,15 +3714,7 @@
                 <w:sz w:val="22"/>
                 <w:szCs w:val="22"/>
               </w:rPr>
-              <w:t>A continuación</w:t>
-            </w:r>
-            <w:r>
-              <w:rPr>
-                <w:rFonts w:asciiTheme="minorHAnsi" w:eastAsiaTheme="minorEastAsia" w:hAnsiTheme="minorHAnsi" w:cstheme="minorBidi"/>
-                <w:sz w:val="22"/>
-                <w:szCs w:val="22"/>
-              </w:rPr>
-              <w:t>, encontrarás la pauta (rúbrica) que debes utilizar para efectuar la autoevaluación. Esta te orientará sobre los elementos a considerar en esta experiencia de aprendizaje en la que realizas la “Definición Proyecto APT”.</w:t>
+              <w:t>A continuación, encontrarás la pauta (rúbrica) que debes utilizar para efectuar la autoevaluación. Esta te orientará sobre los elementos a considerar en esta experiencia de aprendizaje en la que realizas la “Definición Proyecto APT”.</w:t>
             </w:r>
           </w:p>
           <w:p>
@@ -4163,89 +3925,7 @@
                 <w:sz w:val="22"/>
                 <w:szCs w:val="22"/>
               </w:rPr>
-              <w:t xml:space="preserve">Para evaluar el logro del </w:t>
-            </w:r>
-            <w:r>
-              <w:rPr>
-                <w:rFonts w:asciiTheme="minorHAnsi" w:eastAsiaTheme="minorEastAsia" w:hAnsiTheme="minorHAnsi" w:cstheme="minorBidi"/>
-                <w:sz w:val="22"/>
-                <w:szCs w:val="22"/>
-              </w:rPr>
-              <w:t>indicador final</w:t>
-            </w:r>
-            <w:r>
-              <w:rPr>
-                <w:rFonts w:asciiTheme="minorHAnsi" w:eastAsiaTheme="minorEastAsia" w:hAnsiTheme="minorHAnsi" w:cstheme="minorBidi"/>
-                <w:sz w:val="22"/>
-                <w:szCs w:val="22"/>
-              </w:rPr>
-              <w:t xml:space="preserve">, “Cumple con los indicadores de calidad requeridos en </w:t>
-            </w:r>
-            <w:r>
-              <w:rPr>
-                <w:rFonts w:asciiTheme="minorHAnsi" w:eastAsiaTheme="minorEastAsia" w:hAnsiTheme="minorHAnsi" w:cstheme="minorBidi"/>
-                <w:sz w:val="22"/>
-                <w:szCs w:val="22"/>
-              </w:rPr>
-              <w:t>la presentación del</w:t>
-            </w:r>
-            <w:r>
-              <w:rPr>
-                <w:rFonts w:asciiTheme="minorHAnsi" w:eastAsiaTheme="minorEastAsia" w:hAnsiTheme="minorHAnsi" w:cstheme="minorBidi"/>
-                <w:sz w:val="22"/>
-                <w:szCs w:val="22"/>
-              </w:rPr>
-              <w:t xml:space="preserve"> diseño del Proyecto APT </w:t>
-            </w:r>
-            <w:proofErr w:type="gramStart"/>
-            <w:r>
-              <w:rPr>
-                <w:rFonts w:asciiTheme="minorHAnsi" w:eastAsiaTheme="minorEastAsia" w:hAnsiTheme="minorHAnsi" w:cstheme="minorBidi"/>
-                <w:sz w:val="22"/>
-                <w:szCs w:val="22"/>
-              </w:rPr>
-              <w:t>de acuerdo a</w:t>
-            </w:r>
-            <w:proofErr w:type="gramEnd"/>
-            <w:r>
-              <w:rPr>
-                <w:rFonts w:asciiTheme="minorHAnsi" w:eastAsiaTheme="minorEastAsia" w:hAnsiTheme="minorHAnsi" w:cstheme="minorBidi"/>
-                <w:sz w:val="22"/>
-                <w:szCs w:val="22"/>
-              </w:rPr>
-              <w:t xml:space="preserve"> estándares definidos por la disciplina”, deberás revisar si tu Definición de Proyecto APT cumple con los indicadores de calidad disciplinarios, propios de las competencias del Perfil de Egreso de la Carrera que están involucradas en tu Proyecto. Para ello, deberás seleccionar de la siguiente tabla aquellos indicadores de calidad propios de cada una de las competencias del perfil de egreso que </w:t>
-            </w:r>
-            <w:r>
-              <w:rPr>
-                <w:rFonts w:asciiTheme="minorHAnsi" w:eastAsiaTheme="minorEastAsia" w:hAnsiTheme="minorHAnsi" w:cstheme="minorBidi"/>
-                <w:sz w:val="22"/>
-                <w:szCs w:val="22"/>
-              </w:rPr>
-              <w:t>estás</w:t>
-            </w:r>
-            <w:r>
-              <w:rPr>
-                <w:rFonts w:asciiTheme="minorHAnsi" w:eastAsiaTheme="minorEastAsia" w:hAnsiTheme="minorHAnsi" w:cstheme="minorBidi"/>
-                <w:sz w:val="22"/>
-                <w:szCs w:val="22"/>
-              </w:rPr>
-              <w:t xml:space="preserve"> desarrollando en el Proyecto presentado y determinar si </w:t>
-            </w:r>
-            <w:r>
-              <w:rPr>
-                <w:rFonts w:asciiTheme="minorHAnsi" w:eastAsiaTheme="minorEastAsia" w:hAnsiTheme="minorHAnsi" w:cstheme="minorBidi"/>
-                <w:sz w:val="22"/>
-                <w:szCs w:val="22"/>
-              </w:rPr>
-              <w:t>estos están o no presentes en tu</w:t>
-            </w:r>
-            <w:r>
-              <w:rPr>
-                <w:rFonts w:asciiTheme="minorHAnsi" w:eastAsiaTheme="minorEastAsia" w:hAnsiTheme="minorHAnsi" w:cstheme="minorBidi"/>
-                <w:sz w:val="22"/>
-                <w:szCs w:val="22"/>
-              </w:rPr>
-              <w:t xml:space="preserve"> propuesta.</w:t>
+              <w:t xml:space="preserve">Para evaluar el logro del indicador final, “Cumple con los indicadores de calidad requeridos en la presentación del diseño del Proyecto APT de acuerdo a estándares definidos por la disciplina”, deberás revisar si tu Definición de Proyecto APT cumple con los indicadores de calidad disciplinarios, propios de las competencias del Perfil de Egreso de la Carrera que están involucradas en tu Proyecto. Para ello, deberás seleccionar de la siguiente tabla aquellos indicadores de calidad propios de cada una de las competencias del perfil de egreso que estás desarrollando en el Proyecto presentado y determinar si estos están o no presentes en tu propuesta.</w:t>
             </w:r>
           </w:p>
           <w:p>
@@ -4426,6 +4106,7 @@
               <w:bottom w:val="single" w:sz="6" w:space="0" w:color="7F7F7F" w:themeColor="text1" w:themeTint="80"/>
               <w:right w:val="single" w:sz="6" w:space="0" w:color="7F7F7F" w:themeColor="text1" w:themeTint="80"/>
             </w:tcBorders>
+            <w:shd w:val="clear" w:color="auto" w:fill="E2EFDA"/>
             <w:vAlign w:val="center"/>
           </w:tcPr>
           <w:p>
@@ -4443,24 +4124,18 @@
             </w:pPr>
             <w:r>
               <w:rPr>
-                <w:rFonts w:asciiTheme="minorHAnsi" w:eastAsiaTheme="minorEastAsia" w:hAnsiTheme="minorHAnsi" w:cstheme="minorBidi"/>
-                <w:color w:val="000000" w:themeColor="text1"/>
-              </w:rPr>
-              <w:t>1.1</w:t>
-            </w:r>
-            <w:r>
-              <w:rPr>
-                <w:rFonts w:asciiTheme="minorHAnsi" w:eastAsiaTheme="minorEastAsia" w:hAnsiTheme="minorHAnsi" w:cstheme="minorBidi"/>
-                <w:color w:val="000000" w:themeColor="text1"/>
-              </w:rPr>
-              <w:t xml:space="preserve"> </w:t>
-            </w:r>
-            <w:r>
-              <w:rPr>
-                <w:rFonts w:asciiTheme="minorHAnsi" w:eastAsiaTheme="minorEastAsia" w:hAnsiTheme="minorHAnsi" w:cstheme="minorBidi"/>
-                <w:color w:val="000000" w:themeColor="text1"/>
-              </w:rPr>
-              <w:t>Diseña pruebas de validación tanto de los productos como de los procesos utilizando buenas prácticas definidas por la industria.</w:t>
+                <w:b/>
+                <w:bCs/>
+                <w:color w:val="000000"/>
+              </w:rPr>
+              <w:t xml:space="preserve">(X) </w:t>
+            </w:r>
+            <w:r>
+              <w:rPr>
+                <w:rFonts w:asciiTheme="minorHAnsi" w:eastAsiaTheme="minorEastAsia" w:hAnsiTheme="minorHAnsi" w:cstheme="minorBidi"/>
+                <w:color w:val="000000" w:themeColor="text1"/>
+              </w:rPr>
+              <w:t xml:space="preserve">1.1 Diseña pruebas de validación tanto de los productos como de los procesos utilizando buenas prácticas definidas por la industria.</w:t>
             </w:r>
           </w:p>
         </w:tc>
@@ -4486,6 +4161,7 @@
               <w:bottom w:val="single" w:sz="6" w:space="0" w:color="7F7F7F" w:themeColor="text1" w:themeTint="80"/>
               <w:right w:val="single" w:sz="6" w:space="0" w:color="7F7F7F" w:themeColor="text1" w:themeTint="80"/>
             </w:tcBorders>
+            <w:shd w:val="clear" w:color="auto" w:fill="E2EFDA"/>
             <w:vAlign w:val="center"/>
           </w:tcPr>
           <w:p>
@@ -4496,6 +4172,14 @@
                 <w:color w:val="000000" w:themeColor="text1"/>
               </w:rPr>
             </w:pPr>
+            <w:r>
+              <w:rPr>
+                <w:b/>
+                <w:bCs/>
+                <w:color w:val="000000"/>
+              </w:rPr>
+              <w:t xml:space="preserve">(X) </w:t>
+            </w:r>
             <w:r>
               <w:rPr>
                 <w:rFonts w:asciiTheme="minorHAnsi" w:eastAsiaTheme="minorEastAsia" w:hAnsiTheme="minorHAnsi" w:cstheme="minorBidi"/>
@@ -4527,6 +4211,7 @@
               <w:bottom w:val="single" w:sz="6" w:space="0" w:color="7F7F7F" w:themeColor="text1" w:themeTint="80"/>
               <w:right w:val="single" w:sz="6" w:space="0" w:color="7F7F7F" w:themeColor="text1" w:themeTint="80"/>
             </w:tcBorders>
+            <w:shd w:val="clear" w:color="auto" w:fill="E2EFDA"/>
             <w:vAlign w:val="center"/>
           </w:tcPr>
           <w:p>
@@ -4539,26 +4224,18 @@
             </w:pPr>
             <w:r>
               <w:rPr>
-                <w:rFonts w:asciiTheme="minorHAnsi" w:eastAsiaTheme="minorEastAsia" w:hAnsiTheme="minorHAnsi" w:cstheme="minorBidi"/>
-                <w:color w:val="000000" w:themeColor="text1"/>
-              </w:rPr>
-              <w:t xml:space="preserve">1.3 Desarrolla mejoras al producto en base al resultado de </w:t>
-            </w:r>
-            <w:proofErr w:type="gramStart"/>
-            <w:r>
-              <w:rPr>
-                <w:rFonts w:asciiTheme="minorHAnsi" w:eastAsiaTheme="minorEastAsia" w:hAnsiTheme="minorHAnsi" w:cstheme="minorBidi"/>
-                <w:color w:val="000000" w:themeColor="text1"/>
-              </w:rPr>
-              <w:t>las mismas</w:t>
-            </w:r>
-            <w:proofErr w:type="gramEnd"/>
-            <w:r>
-              <w:rPr>
-                <w:rFonts w:asciiTheme="minorHAnsi" w:eastAsiaTheme="minorEastAsia" w:hAnsiTheme="minorHAnsi" w:cstheme="minorBidi"/>
-                <w:color w:val="000000" w:themeColor="text1"/>
-              </w:rPr>
-              <w:t xml:space="preserve">. </w:t>
+                <w:b/>
+                <w:bCs/>
+                <w:color w:val="000000"/>
+              </w:rPr>
+              <w:t xml:space="preserve">(X) </w:t>
+            </w:r>
+            <w:r>
+              <w:rPr>
+                <w:rFonts w:asciiTheme="minorHAnsi" w:eastAsiaTheme="minorEastAsia" w:hAnsiTheme="minorHAnsi" w:cstheme="minorBidi"/>
+                <w:color w:val="000000" w:themeColor="text1"/>
+              </w:rPr>
+              <w:t xml:space="preserve">1.3 Desarrolla mejoras al producto en base al resultado de las mismas. </w:t>
             </w:r>
           </w:p>
         </w:tc>
@@ -4599,27 +4276,7 @@
                 <w:bCs/>
                 <w:color w:val="000000" w:themeColor="text1"/>
               </w:rPr>
-              <w:t xml:space="preserve">Gestionar proyectos informáticos, ofreciendo alternativas para la toma de decisiones </w:t>
-            </w:r>
-            <w:proofErr w:type="gramStart"/>
-            <w:r>
-              <w:rPr>
-                <w:rFonts w:asciiTheme="minorHAnsi" w:eastAsiaTheme="minorEastAsia" w:hAnsiTheme="minorHAnsi" w:cstheme="minorBidi"/>
-                <w:b/>
-                <w:bCs/>
-                <w:color w:val="000000" w:themeColor="text1"/>
-              </w:rPr>
-              <w:t>de acuerdo a</w:t>
-            </w:r>
-            <w:proofErr w:type="gramEnd"/>
-            <w:r>
-              <w:rPr>
-                <w:rFonts w:asciiTheme="minorHAnsi" w:eastAsiaTheme="minorEastAsia" w:hAnsiTheme="minorHAnsi" w:cstheme="minorBidi"/>
-                <w:b/>
-                <w:bCs/>
-                <w:color w:val="000000" w:themeColor="text1"/>
-              </w:rPr>
-              <w:t xml:space="preserve"> los requerimientos de la organización.</w:t>
+              <w:t xml:space="preserve">Gestionar proyectos informáticos, ofreciendo alternativas para la toma de decisiones de acuerdo a los requerimientos de la organización.</w:t>
             </w:r>
           </w:p>
         </w:tc>
@@ -4632,6 +4289,7 @@
               <w:bottom w:val="single" w:sz="6" w:space="0" w:color="7F7F7F" w:themeColor="text1" w:themeTint="80"/>
               <w:right w:val="single" w:sz="6" w:space="0" w:color="7F7F7F" w:themeColor="text1" w:themeTint="80"/>
             </w:tcBorders>
+            <w:shd w:val="clear" w:color="auto" w:fill="E2EFDA"/>
             <w:vAlign w:val="center"/>
           </w:tcPr>
           <w:p>
@@ -4644,26 +4302,18 @@
             </w:pPr>
             <w:r>
               <w:rPr>
-                <w:rFonts w:asciiTheme="minorHAnsi" w:eastAsiaTheme="minorEastAsia" w:hAnsiTheme="minorHAnsi" w:cstheme="minorBidi"/>
-                <w:color w:val="000000" w:themeColor="text1"/>
-              </w:rPr>
-              <w:t xml:space="preserve">2.1 Planifica proyectos informáticos, ofreciendo alternativas para la toma de decisiones </w:t>
-            </w:r>
-            <w:proofErr w:type="gramStart"/>
-            <w:r>
-              <w:rPr>
-                <w:rFonts w:asciiTheme="minorHAnsi" w:eastAsiaTheme="minorEastAsia" w:hAnsiTheme="minorHAnsi" w:cstheme="minorBidi"/>
-                <w:color w:val="000000" w:themeColor="text1"/>
-              </w:rPr>
-              <w:t>de acuerdo a</w:t>
-            </w:r>
-            <w:proofErr w:type="gramEnd"/>
-            <w:r>
-              <w:rPr>
-                <w:rFonts w:asciiTheme="minorHAnsi" w:eastAsiaTheme="minorEastAsia" w:hAnsiTheme="minorHAnsi" w:cstheme="minorBidi"/>
-                <w:color w:val="000000" w:themeColor="text1"/>
-              </w:rPr>
-              <w:t xml:space="preserve"> los requerimientos de la organización.</w:t>
+                <w:b/>
+                <w:bCs/>
+                <w:color w:val="000000"/>
+              </w:rPr>
+              <w:t xml:space="preserve">(X) </w:t>
+            </w:r>
+            <w:r>
+              <w:rPr>
+                <w:rFonts w:asciiTheme="minorHAnsi" w:eastAsiaTheme="minorEastAsia" w:hAnsiTheme="minorHAnsi" w:cstheme="minorBidi"/>
+                <w:color w:val="000000" w:themeColor="text1"/>
+              </w:rPr>
+              <w:t xml:space="preserve">2.1 Planifica proyectos informáticos, ofreciendo alternativas para la toma de decisiones de acuerdo a los requerimientos de la organización.</w:t>
             </w:r>
           </w:p>
         </w:tc>
@@ -4689,6 +4339,7 @@
               <w:bottom w:val="single" w:sz="6" w:space="0" w:color="7F7F7F" w:themeColor="text1" w:themeTint="80"/>
               <w:right w:val="single" w:sz="6" w:space="0" w:color="7F7F7F" w:themeColor="text1" w:themeTint="80"/>
             </w:tcBorders>
+            <w:shd w:val="clear" w:color="auto" w:fill="E2EFDA"/>
             <w:vAlign w:val="center"/>
           </w:tcPr>
           <w:p>
@@ -4701,26 +4352,18 @@
             </w:pPr>
             <w:r>
               <w:rPr>
-                <w:rFonts w:asciiTheme="minorHAnsi" w:eastAsiaTheme="minorEastAsia" w:hAnsiTheme="minorHAnsi" w:cstheme="minorBidi"/>
-                <w:color w:val="000000" w:themeColor="text1"/>
-              </w:rPr>
-              <w:t xml:space="preserve">2.2 Controla proyectos informáticos, ofreciendo alternativas para la toma de decisiones </w:t>
-            </w:r>
-            <w:proofErr w:type="gramStart"/>
-            <w:r>
-              <w:rPr>
-                <w:rFonts w:asciiTheme="minorHAnsi" w:eastAsiaTheme="minorEastAsia" w:hAnsiTheme="minorHAnsi" w:cstheme="minorBidi"/>
-                <w:color w:val="000000" w:themeColor="text1"/>
-              </w:rPr>
-              <w:t>de acuerdo a</w:t>
-            </w:r>
-            <w:proofErr w:type="gramEnd"/>
-            <w:r>
-              <w:rPr>
-                <w:rFonts w:asciiTheme="minorHAnsi" w:eastAsiaTheme="minorEastAsia" w:hAnsiTheme="minorHAnsi" w:cstheme="minorBidi"/>
-                <w:color w:val="000000" w:themeColor="text1"/>
-              </w:rPr>
-              <w:t xml:space="preserve"> los requerimientos de la organización.</w:t>
+                <w:b/>
+                <w:bCs/>
+                <w:color w:val="000000"/>
+              </w:rPr>
+              <w:t xml:space="preserve">(X) </w:t>
+            </w:r>
+            <w:r>
+              <w:rPr>
+                <w:rFonts w:asciiTheme="minorHAnsi" w:eastAsiaTheme="minorEastAsia" w:hAnsiTheme="minorHAnsi" w:cstheme="minorBidi"/>
+                <w:color w:val="000000" w:themeColor="text1"/>
+              </w:rPr>
+              <w:t xml:space="preserve">2.2 Controla proyectos informáticos, ofreciendo alternativas para la toma de decisiones de acuerdo a los requerimientos de la organización.</w:t>
             </w:r>
           </w:p>
         </w:tc>
@@ -4761,27 +4404,7 @@
                 <w:bCs/>
                 <w:color w:val="000000" w:themeColor="text1"/>
               </w:rPr>
-              <w:t xml:space="preserve">Construir modelos de datos para soportar los requerimientos de la organización </w:t>
-            </w:r>
-            <w:proofErr w:type="gramStart"/>
-            <w:r>
-              <w:rPr>
-                <w:rFonts w:asciiTheme="minorHAnsi" w:eastAsiaTheme="minorEastAsia" w:hAnsiTheme="minorHAnsi" w:cstheme="minorBidi"/>
-                <w:b/>
-                <w:bCs/>
-                <w:color w:val="000000" w:themeColor="text1"/>
-              </w:rPr>
-              <w:t>de acuerdo a</w:t>
-            </w:r>
-            <w:proofErr w:type="gramEnd"/>
-            <w:r>
-              <w:rPr>
-                <w:rFonts w:asciiTheme="minorHAnsi" w:eastAsiaTheme="minorEastAsia" w:hAnsiTheme="minorHAnsi" w:cstheme="minorBidi"/>
-                <w:b/>
-                <w:bCs/>
-                <w:color w:val="000000" w:themeColor="text1"/>
-              </w:rPr>
-              <w:t xml:space="preserve"> un diseño definido y escalable en el tiempo.</w:t>
+              <w:t xml:space="preserve">Construir modelos de datos para soportar los requerimientos de la organización de acuerdo a un diseño definido y escalable en el tiempo.</w:t>
             </w:r>
           </w:p>
         </w:tc>
@@ -4794,6 +4417,7 @@
               <w:bottom w:val="single" w:sz="6" w:space="0" w:color="7F7F7F" w:themeColor="text1" w:themeTint="80"/>
               <w:right w:val="single" w:sz="6" w:space="0" w:color="7F7F7F" w:themeColor="text1" w:themeTint="80"/>
             </w:tcBorders>
+            <w:shd w:val="clear" w:color="auto" w:fill="E2EFDA"/>
             <w:vAlign w:val="center"/>
           </w:tcPr>
           <w:p>
@@ -4806,26 +4430,18 @@
             </w:pPr>
             <w:r>
               <w:rPr>
-                <w:rFonts w:asciiTheme="minorHAnsi" w:eastAsiaTheme="minorEastAsia" w:hAnsiTheme="minorHAnsi" w:cstheme="minorBidi"/>
-                <w:color w:val="000000" w:themeColor="text1"/>
-              </w:rPr>
-              <w:t xml:space="preserve">3.1 Diseña modelos de datos para soportar los requerimientos de la organización </w:t>
-            </w:r>
-            <w:proofErr w:type="gramStart"/>
-            <w:r>
-              <w:rPr>
-                <w:rFonts w:asciiTheme="minorHAnsi" w:eastAsiaTheme="minorEastAsia" w:hAnsiTheme="minorHAnsi" w:cstheme="minorBidi"/>
-                <w:color w:val="000000" w:themeColor="text1"/>
-              </w:rPr>
-              <w:t>de acuerdo a</w:t>
-            </w:r>
-            <w:proofErr w:type="gramEnd"/>
-            <w:r>
-              <w:rPr>
-                <w:rFonts w:asciiTheme="minorHAnsi" w:eastAsiaTheme="minorEastAsia" w:hAnsiTheme="minorHAnsi" w:cstheme="minorBidi"/>
-                <w:color w:val="000000" w:themeColor="text1"/>
-              </w:rPr>
-              <w:t xml:space="preserve"> un diseño definido y escalable en el tiempo.</w:t>
+                <w:b/>
+                <w:bCs/>
+                <w:color w:val="000000"/>
+              </w:rPr>
+              <w:t xml:space="preserve">(X) </w:t>
+            </w:r>
+            <w:r>
+              <w:rPr>
+                <w:rFonts w:asciiTheme="minorHAnsi" w:eastAsiaTheme="minorEastAsia" w:hAnsiTheme="minorHAnsi" w:cstheme="minorBidi"/>
+                <w:color w:val="000000" w:themeColor="text1"/>
+              </w:rPr>
+              <w:t xml:space="preserve">3.1 Diseña modelos de datos para soportar los requerimientos de la organización de acuerdo a un diseño definido y escalable en el tiempo.</w:t>
             </w:r>
           </w:p>
         </w:tc>
@@ -4866,23 +4482,7 @@
                 <w:rFonts w:asciiTheme="minorHAnsi" w:eastAsiaTheme="minorEastAsia" w:hAnsiTheme="minorHAnsi" w:cstheme="minorBidi"/>
                 <w:color w:val="000000" w:themeColor="text1"/>
               </w:rPr>
-              <w:t xml:space="preserve">3.2 Implementa modelos de datos para soportar los requerimientos de la organización </w:t>
-            </w:r>
-            <w:proofErr w:type="gramStart"/>
-            <w:r>
-              <w:rPr>
-                <w:rFonts w:asciiTheme="minorHAnsi" w:eastAsiaTheme="minorEastAsia" w:hAnsiTheme="minorHAnsi" w:cstheme="minorBidi"/>
-                <w:color w:val="000000" w:themeColor="text1"/>
-              </w:rPr>
-              <w:t>de acuerdo a</w:t>
-            </w:r>
-            <w:proofErr w:type="gramEnd"/>
-            <w:r>
-              <w:rPr>
-                <w:rFonts w:asciiTheme="minorHAnsi" w:eastAsiaTheme="minorEastAsia" w:hAnsiTheme="minorHAnsi" w:cstheme="minorBidi"/>
-                <w:color w:val="000000" w:themeColor="text1"/>
-              </w:rPr>
-              <w:t xml:space="preserve"> un diseño definido y escalable en el tiempo.</w:t>
+              <w:t xml:space="preserve">3.2 Implementa modelos de datos para soportar los requerimientos de la organización de acuerdo a un diseño definido y escalable en el tiempo.</w:t>
             </w:r>
           </w:p>
         </w:tc>
@@ -4936,6 +4536,7 @@
               <w:bottom w:val="single" w:sz="6" w:space="0" w:color="7F7F7F" w:themeColor="text1" w:themeTint="80"/>
               <w:right w:val="single" w:sz="6" w:space="0" w:color="7F7F7F" w:themeColor="text1" w:themeTint="80"/>
             </w:tcBorders>
+            <w:shd w:val="clear" w:color="auto" w:fill="E2EFDA"/>
             <w:vAlign w:val="center"/>
           </w:tcPr>
           <w:p>
@@ -4946,6 +4547,14 @@
                 <w:color w:val="000000" w:themeColor="text1"/>
               </w:rPr>
             </w:pPr>
+            <w:r>
+              <w:rPr>
+                <w:b/>
+                <w:bCs/>
+                <w:color w:val="000000"/>
+              </w:rPr>
+              <w:t xml:space="preserve">(X) </w:t>
+            </w:r>
             <w:r>
               <w:rPr>
                 <w:rFonts w:asciiTheme="minorHAnsi" w:eastAsiaTheme="minorEastAsia" w:hAnsiTheme="minorHAnsi" w:cstheme="minorBidi"/>
@@ -4977,6 +4586,7 @@
               <w:bottom w:val="single" w:sz="6" w:space="0" w:color="7F7F7F" w:themeColor="text1" w:themeTint="80"/>
               <w:right w:val="single" w:sz="6" w:space="0" w:color="7F7F7F" w:themeColor="text1" w:themeTint="80"/>
             </w:tcBorders>
+            <w:shd w:val="clear" w:color="auto" w:fill="E2EFDA"/>
             <w:vAlign w:val="center"/>
           </w:tcPr>
           <w:p>
@@ -4987,6 +4597,14 @@
                 <w:color w:val="000000" w:themeColor="text1"/>
               </w:rPr>
             </w:pPr>
+            <w:r>
+              <w:rPr>
+                <w:b/>
+                <w:bCs/>
+                <w:color w:val="000000"/>
+              </w:rPr>
+              <w:t xml:space="preserve">(X) </w:t>
+            </w:r>
             <w:r>
               <w:rPr>
                 <w:rFonts w:asciiTheme="minorHAnsi" w:eastAsiaTheme="minorEastAsia" w:hAnsiTheme="minorHAnsi" w:cstheme="minorBidi"/>
@@ -5346,42 +4964,7 @@
                 <w:rFonts w:asciiTheme="minorHAnsi" w:eastAsiaTheme="minorEastAsia" w:hAnsiTheme="minorHAnsi" w:cstheme="minorBidi"/>
                 <w:lang w:eastAsia="en-US"/>
               </w:rPr>
-              <w:t>Demuestra</w:t>
-            </w:r>
-            <w:r>
-              <w:rPr>
-                <w:rFonts w:asciiTheme="minorHAnsi" w:eastAsiaTheme="minorEastAsia" w:hAnsiTheme="minorHAnsi" w:cstheme="minorBidi"/>
-                <w:lang w:eastAsia="en-US"/>
-              </w:rPr>
-              <w:t xml:space="preserve"> </w:t>
-            </w:r>
-            <w:r>
-              <w:rPr>
-                <w:rFonts w:asciiTheme="minorHAnsi" w:eastAsiaTheme="minorEastAsia" w:hAnsiTheme="minorHAnsi" w:cstheme="minorBidi"/>
-                <w:lang w:eastAsia="en-US"/>
-              </w:rPr>
-              <w:t>logro</w:t>
-            </w:r>
-            <w:r>
-              <w:rPr>
-                <w:rFonts w:asciiTheme="minorHAnsi" w:eastAsiaTheme="minorEastAsia" w:hAnsiTheme="minorHAnsi" w:cstheme="minorBidi"/>
-                <w:lang w:eastAsia="en-US"/>
-              </w:rPr>
-              <w:t xml:space="preserve"> destacado en</w:t>
-            </w:r>
-            <w:r>
-              <w:rPr>
-                <w:rFonts w:asciiTheme="minorHAnsi" w:eastAsiaTheme="minorEastAsia" w:hAnsiTheme="minorHAnsi" w:cstheme="minorBidi"/>
-                <w:lang w:eastAsia="en-US"/>
-              </w:rPr>
-              <w:t xml:space="preserve"> todos los aspectos evaluados en el indicador. </w:t>
-            </w:r>
-            <w:r>
-              <w:rPr>
-                <w:rFonts w:asciiTheme="minorHAnsi" w:eastAsiaTheme="minorEastAsia" w:hAnsiTheme="minorHAnsi" w:cstheme="minorBidi"/>
-                <w:lang w:eastAsia="en-US"/>
-              </w:rPr>
-              <w:t>Se considera como el punto óptimo dentro del rango competente.</w:t>
+              <w:t xml:space="preserve">Demuestra logro destacado en todos los aspectos evaluados en el indicador. Se considera como el punto óptimo dentro del rango competente.</w:t>
             </w:r>
           </w:p>
         </w:tc>
@@ -5468,56 +5051,7 @@
                 <w:rFonts w:asciiTheme="minorHAnsi" w:eastAsiaTheme="minorEastAsia" w:hAnsiTheme="minorHAnsi" w:cstheme="minorBidi"/>
                 <w:lang w:eastAsia="en-US"/>
               </w:rPr>
-              <w:t>Demuestra logro</w:t>
-            </w:r>
-            <w:r>
-              <w:rPr>
-                <w:rFonts w:asciiTheme="minorHAnsi" w:eastAsiaTheme="minorEastAsia" w:hAnsiTheme="minorHAnsi" w:cstheme="minorBidi"/>
-                <w:lang w:eastAsia="en-US"/>
-              </w:rPr>
-              <w:t xml:space="preserve"> </w:t>
-            </w:r>
-            <w:r>
-              <w:rPr>
-                <w:rFonts w:asciiTheme="minorHAnsi" w:eastAsiaTheme="minorEastAsia" w:hAnsiTheme="minorHAnsi" w:cstheme="minorBidi"/>
-                <w:lang w:eastAsia="en-US"/>
-              </w:rPr>
-              <w:t xml:space="preserve">en </w:t>
-            </w:r>
-            <w:r>
-              <w:rPr>
-                <w:rFonts w:asciiTheme="minorHAnsi" w:eastAsiaTheme="minorEastAsia" w:hAnsiTheme="minorHAnsi" w:cstheme="minorBidi"/>
-                <w:lang w:eastAsia="en-US"/>
-              </w:rPr>
-              <w:t xml:space="preserve">los elementos básicos del indicador, </w:t>
-            </w:r>
-            <w:r>
-              <w:rPr>
-                <w:rFonts w:asciiTheme="minorHAnsi" w:eastAsiaTheme="minorEastAsia" w:hAnsiTheme="minorHAnsi" w:cstheme="minorBidi"/>
-                <w:lang w:eastAsia="en-US"/>
-              </w:rPr>
-              <w:t>las omisiones</w:t>
-            </w:r>
-            <w:r>
-              <w:rPr>
-                <w:rFonts w:asciiTheme="minorHAnsi" w:eastAsiaTheme="minorEastAsia" w:hAnsiTheme="minorHAnsi" w:cstheme="minorBidi"/>
-                <w:lang w:eastAsia="en-US"/>
-              </w:rPr>
-              <w:t>, dificultades o errores</w:t>
-            </w:r>
-            <w:r>
-              <w:rPr>
-                <w:rFonts w:asciiTheme="minorHAnsi" w:eastAsiaTheme="minorEastAsia" w:hAnsiTheme="minorHAnsi" w:cstheme="minorBidi"/>
-                <w:lang w:eastAsia="en-US"/>
-              </w:rPr>
-              <w:t xml:space="preserve"> le permiten ser considerado competente</w:t>
-            </w:r>
-            <w:r>
-              <w:rPr>
-                <w:rFonts w:asciiTheme="minorHAnsi" w:eastAsiaTheme="minorEastAsia" w:hAnsiTheme="minorHAnsi" w:cstheme="minorBidi"/>
-                <w:lang w:eastAsia="en-US"/>
-              </w:rPr>
-              <w:t>.</w:t>
+              <w:t xml:space="preserve">Demuestra logro en los elementos básicos del indicador, las omisiones, dificultades o errores le permiten ser considerado competente.</w:t>
             </w:r>
           </w:p>
         </w:tc>
@@ -5604,21 +5138,7 @@
                 <w:rFonts w:asciiTheme="minorHAnsi" w:eastAsiaTheme="minorEastAsia" w:hAnsiTheme="minorHAnsi" w:cstheme="minorBidi"/>
                 <w:lang w:eastAsia="en-US"/>
               </w:rPr>
-              <w:t>Presenta importantes om</w:t>
-            </w:r>
-            <w:r>
-              <w:rPr>
-                <w:rFonts w:asciiTheme="minorHAnsi" w:eastAsiaTheme="minorEastAsia" w:hAnsiTheme="minorHAnsi" w:cstheme="minorBidi"/>
-                <w:lang w:eastAsia="en-US"/>
-              </w:rPr>
-              <w:t>isiones, dificultades o errores</w:t>
-            </w:r>
-            <w:r>
-              <w:rPr>
-                <w:rFonts w:asciiTheme="minorHAnsi" w:eastAsiaTheme="minorEastAsia" w:hAnsiTheme="minorHAnsi" w:cstheme="minorBidi"/>
-                <w:lang w:eastAsia="en-US"/>
-              </w:rPr>
-              <w:t xml:space="preserve"> que no permiten evidenciar los elementos básicos del logro del indicador, por lo que no puede ser considerado competente.</w:t>
+              <w:t xml:space="preserve">Presenta importantes omisiones, dificultades o errores que no permiten evidenciar los elementos básicos del logro del indicador, por lo que no puede ser considerado competente.</w:t>
             </w:r>
           </w:p>
         </w:tc>
@@ -5703,14 +5223,7 @@
                 <w:rFonts w:asciiTheme="minorHAnsi" w:eastAsiaTheme="minorEastAsia" w:hAnsiTheme="minorHAnsi" w:cstheme="minorBidi"/>
                 <w:lang w:eastAsia="en-US"/>
               </w:rPr>
-              <w:t xml:space="preserve">Presenta ausencia o incorrecto </w:t>
-            </w:r>
-            <w:r>
-              <w:rPr>
-                <w:rFonts w:asciiTheme="minorHAnsi" w:eastAsiaTheme="minorEastAsia" w:hAnsiTheme="minorHAnsi" w:cstheme="minorBidi"/>
-                <w:lang w:eastAsia="en-US"/>
-              </w:rPr>
-              <w:t>logro de los aspectos evaluados en el indicador.</w:t>
+              <w:t xml:space="preserve">Presenta ausencia o incorrecto logro de los aspectos evaluados en el indicador.</w:t>
             </w:r>
           </w:p>
         </w:tc>
@@ -5806,25 +5319,7 @@
                 <w:bCs/>
                 <w:lang w:eastAsia="es-CL"/>
               </w:rPr>
-              <w:t>Categoría</w:t>
-            </w:r>
-            <w:r>
-              <w:rPr>
-                <w:rFonts w:asciiTheme="minorHAnsi" w:eastAsiaTheme="minorEastAsia" w:hAnsiTheme="minorHAnsi" w:cstheme="minorBidi"/>
-                <w:b/>
-                <w:bCs/>
-                <w:lang w:eastAsia="es-CL"/>
-              </w:rPr>
-              <w:t>s</w:t>
-            </w:r>
-            <w:r>
-              <w:rPr>
-                <w:rFonts w:asciiTheme="minorHAnsi" w:eastAsiaTheme="minorEastAsia" w:hAnsiTheme="minorHAnsi" w:cstheme="minorBidi"/>
-                <w:b/>
-                <w:bCs/>
-                <w:lang w:eastAsia="es-CL"/>
-              </w:rPr>
-              <w:t xml:space="preserve"> de Respuesta</w:t>
+              <w:t xml:space="preserve">Categorías de Respuesta</w:t>
             </w:r>
           </w:p>
         </w:tc>
@@ -5904,35 +5399,16 @@
                 <w:sz w:val="22"/>
                 <w:szCs w:val="22"/>
               </w:rPr>
-              <w:t xml:space="preserve">Completamente </w:t>
-            </w:r>
-            <w:r>
-              <w:rPr>
-                <w:rFonts w:asciiTheme="minorHAnsi" w:eastAsiaTheme="minorEastAsia" w:hAnsiTheme="minorHAnsi" w:cstheme="minorBidi"/>
-                <w:b/>
-                <w:bCs/>
-                <w:sz w:val="22"/>
-                <w:szCs w:val="22"/>
-              </w:rPr>
-              <w:t>Logrado (</w:t>
-            </w:r>
-            <w:r>
-              <w:rPr>
-                <w:rFonts w:asciiTheme="minorHAnsi" w:eastAsiaTheme="minorEastAsia" w:hAnsiTheme="minorHAnsi" w:cstheme="minorBidi"/>
-                <w:b/>
-                <w:bCs/>
-                <w:lang w:eastAsia="es-CL"/>
-              </w:rPr>
-              <w:t>100%</w:t>
-            </w:r>
-            <w:r>
-              <w:rPr>
-                <w:rFonts w:asciiTheme="minorHAnsi" w:eastAsiaTheme="minorEastAsia" w:hAnsiTheme="minorHAnsi" w:cstheme="minorBidi"/>
-                <w:b/>
-                <w:bCs/>
-                <w:lang w:eastAsia="es-CL"/>
-              </w:rPr>
-              <w:t>)</w:t>
+              <w:t xml:space="preserve">Completamente Logrado (</w:t>
+            </w:r>
+            <w:r>
+              <w:rPr>
+                <w:rFonts w:asciiTheme="minorHAnsi" w:eastAsiaTheme="minorEastAsia" w:hAnsiTheme="minorHAnsi" w:cstheme="minorBidi"/>
+                <w:b/>
+                <w:bCs/>
+                <w:lang w:eastAsia="es-CL"/>
+              </w:rPr>
+              <w:t>100%)</w:t>
             </w:r>
           </w:p>
         </w:tc>
@@ -5970,34 +5446,7 @@
                 <w:bCs/>
                 <w:lang w:eastAsia="es-CL"/>
               </w:rPr>
-              <w:t xml:space="preserve">  </w:t>
-            </w:r>
-            <w:r>
-              <w:rPr>
-                <w:rFonts w:asciiTheme="minorHAnsi" w:eastAsiaTheme="minorEastAsia" w:hAnsiTheme="minorHAnsi" w:cstheme="minorBidi"/>
-                <w:b/>
-                <w:bCs/>
-                <w:lang w:eastAsia="es-CL"/>
-              </w:rPr>
-              <w:t>(</w:t>
-            </w:r>
-            <w:r>
-              <w:rPr>
-                <w:rFonts w:asciiTheme="minorHAnsi" w:eastAsiaTheme="minorEastAsia" w:hAnsiTheme="minorHAnsi" w:cstheme="minorBidi"/>
-                <w:b/>
-                <w:bCs/>
-                <w:lang w:eastAsia="es-CL"/>
-              </w:rPr>
-              <w:t>60%</w:t>
-            </w:r>
-            <w:r>
-              <w:rPr>
-                <w:rFonts w:asciiTheme="minorHAnsi" w:eastAsiaTheme="minorEastAsia" w:hAnsiTheme="minorHAnsi" w:cstheme="minorBidi"/>
-                <w:b/>
-                <w:bCs/>
-                <w:lang w:eastAsia="es-CL"/>
-              </w:rPr>
-              <w:t>)</w:t>
+              <w:t xml:space="preserve">  (60%)</w:t>
             </w:r>
           </w:p>
         </w:tc>
@@ -6050,25 +5499,7 @@
                 <w:bCs/>
                 <w:lang w:eastAsia="es-CL"/>
               </w:rPr>
-              <w:t>(</w:t>
-            </w:r>
-            <w:r>
-              <w:rPr>
-                <w:rFonts w:asciiTheme="minorHAnsi" w:eastAsiaTheme="minorEastAsia" w:hAnsiTheme="minorHAnsi" w:cstheme="minorBidi"/>
-                <w:b/>
-                <w:bCs/>
-                <w:lang w:eastAsia="es-CL"/>
-              </w:rPr>
-              <w:t>30%</w:t>
-            </w:r>
-            <w:r>
-              <w:rPr>
-                <w:rFonts w:asciiTheme="minorHAnsi" w:eastAsiaTheme="minorEastAsia" w:hAnsiTheme="minorHAnsi" w:cstheme="minorBidi"/>
-                <w:b/>
-                <w:bCs/>
-                <w:lang w:eastAsia="es-CL"/>
-              </w:rPr>
-              <w:t>)</w:t>
+              <w:t>(30%)</w:t>
             </w:r>
           </w:p>
         </w:tc>
@@ -6096,16 +5527,7 @@
                 <w:bCs/>
                 <w:lang w:eastAsia="es-CL"/>
               </w:rPr>
-              <w:t>N</w:t>
-            </w:r>
-            <w:r>
-              <w:rPr>
-                <w:rFonts w:asciiTheme="minorHAnsi" w:eastAsiaTheme="minorEastAsia" w:hAnsiTheme="minorHAnsi" w:cstheme="minorBidi"/>
-                <w:b/>
-                <w:bCs/>
-                <w:lang w:eastAsia="es-CL"/>
-              </w:rPr>
-              <w:t>o logrado</w:t>
+              <w:t>No logrado</w:t>
             </w:r>
           </w:p>
           <w:p>
@@ -6125,25 +5547,7 @@
                 <w:bCs/>
                 <w:lang w:eastAsia="es-CL"/>
               </w:rPr>
-              <w:t>(</w:t>
-            </w:r>
-            <w:r>
-              <w:rPr>
-                <w:rFonts w:asciiTheme="minorHAnsi" w:eastAsiaTheme="minorEastAsia" w:hAnsiTheme="minorHAnsi" w:cstheme="minorBidi"/>
-                <w:b/>
-                <w:bCs/>
-                <w:lang w:eastAsia="es-CL"/>
-              </w:rPr>
-              <w:t>0%</w:t>
-            </w:r>
-            <w:r>
-              <w:rPr>
-                <w:rFonts w:asciiTheme="minorHAnsi" w:eastAsiaTheme="minorEastAsia" w:hAnsiTheme="minorHAnsi" w:cstheme="minorBidi"/>
-                <w:b/>
-                <w:bCs/>
-                <w:lang w:eastAsia="es-CL"/>
-              </w:rPr>
-              <w:t>)</w:t>
+              <w:t>(0%)</w:t>
             </w:r>
           </w:p>
         </w:tc>
@@ -6196,50 +5600,31 @@
         <w:tc>
           <w:tcPr>
             <w:tcW w:w="2268" w:type="dxa"/>
-            <w:vAlign w:val="center"/>
-          </w:tcPr>
-          <w:p>
-            <w:pPr>
-              <w:rPr>
-                <w:rFonts w:asciiTheme="minorHAnsi" w:eastAsiaTheme="minorEastAsia" w:hAnsiTheme="minorHAnsi" w:cstheme="minorBidi"/>
-                <w:color w:val="000000" w:themeColor="text1"/>
-                <w:lang w:eastAsia="es-CL"/>
-              </w:rPr>
-            </w:pPr>
-            <w:r>
-              <w:rPr>
-                <w:rFonts w:asciiTheme="minorHAnsi" w:eastAsiaTheme="minorEastAsia" w:hAnsiTheme="minorHAnsi" w:cstheme="minorBidi"/>
-                <w:color w:val="000000" w:themeColor="text1"/>
-              </w:rPr>
-              <w:t>Describ</w:t>
-            </w:r>
-            <w:r>
-              <w:rPr>
-                <w:rFonts w:asciiTheme="minorHAnsi" w:eastAsiaTheme="minorEastAsia" w:hAnsiTheme="minorHAnsi" w:cstheme="minorBidi"/>
-                <w:color w:val="000000" w:themeColor="text1"/>
-              </w:rPr>
-              <w:t>í</w:t>
-            </w:r>
-            <w:r>
-              <w:rPr>
-                <w:rFonts w:asciiTheme="minorHAnsi" w:eastAsiaTheme="minorEastAsia" w:hAnsiTheme="minorHAnsi" w:cstheme="minorBidi"/>
-                <w:color w:val="000000" w:themeColor="text1"/>
-              </w:rPr>
-              <w:t xml:space="preserve"> brevemente en qué consiste el proyecto APT, justificando la relevancia, impacto o beneficio (real o simulado) que tendría en el campo laboral de </w:t>
-            </w:r>
-            <w:r>
-              <w:rPr>
-                <w:rFonts w:asciiTheme="minorHAnsi" w:eastAsiaTheme="minorEastAsia" w:hAnsiTheme="minorHAnsi" w:cstheme="minorBidi"/>
-                <w:color w:val="000000" w:themeColor="text1"/>
-              </w:rPr>
-              <w:t>mi</w:t>
-            </w:r>
-            <w:r>
-              <w:rPr>
-                <w:rFonts w:asciiTheme="minorHAnsi" w:eastAsiaTheme="minorEastAsia" w:hAnsiTheme="minorHAnsi" w:cstheme="minorBidi"/>
-                <w:color w:val="000000" w:themeColor="text1"/>
-              </w:rPr>
-              <w:t xml:space="preserve"> carrera.</w:t>
+            <w:shd w:val="clear" w:color="auto" w:fill="E2EFDA"/>
+            <w:vAlign w:val="center"/>
+          </w:tcPr>
+          <w:p>
+            <w:pPr>
+              <w:rPr>
+                <w:rFonts w:asciiTheme="minorHAnsi" w:eastAsiaTheme="minorEastAsia" w:hAnsiTheme="minorHAnsi" w:cstheme="minorBidi"/>
+                <w:color w:val="000000" w:themeColor="text1"/>
+                <w:lang w:eastAsia="es-CL"/>
+              </w:rPr>
+            </w:pPr>
+            <w:r>
+              <w:rPr>
+                <w:b/>
+                <w:bCs/>
+                <w:color w:val="000000"/>
+              </w:rPr>
+              <w:t xml:space="preserve">(X) </w:t>
+            </w:r>
+            <w:r>
+              <w:rPr>
+                <w:rFonts w:asciiTheme="minorHAnsi" w:eastAsiaTheme="minorEastAsia" w:hAnsiTheme="minorHAnsi" w:cstheme="minorBidi"/>
+                <w:color w:val="000000" w:themeColor="text1"/>
+              </w:rPr>
+              <w:t xml:space="preserve">Describí brevemente en qué consiste el proyecto APT, justificando la relevancia, impacto o beneficio (real o simulado) que tendría en el campo laboral de mi carrera.</w:t>
             </w:r>
           </w:p>
         </w:tc>
@@ -6261,35 +5646,7 @@
                 <w:rFonts w:asciiTheme="minorHAnsi" w:eastAsiaTheme="minorEastAsia" w:hAnsiTheme="minorHAnsi" w:cstheme="minorBidi"/>
                 <w:color w:val="000000" w:themeColor="text1"/>
               </w:rPr>
-              <w:t xml:space="preserve">Describí </w:t>
-            </w:r>
-            <w:r>
-              <w:rPr>
-                <w:rFonts w:asciiTheme="minorHAnsi" w:eastAsiaTheme="minorEastAsia" w:hAnsiTheme="minorHAnsi" w:cstheme="minorBidi"/>
-                <w:color w:val="000000" w:themeColor="text1"/>
-              </w:rPr>
-              <w:t xml:space="preserve">brevemente en qué consiste el proyecto APT, señalando la relevancia, impacto o beneficio (real o simulado) que tendría, pero no queda clara la relación con el campo laboral de </w:t>
-            </w:r>
-            <w:r>
-              <w:rPr>
-                <w:rFonts w:asciiTheme="minorHAnsi" w:eastAsiaTheme="minorEastAsia" w:hAnsiTheme="minorHAnsi" w:cstheme="minorBidi"/>
-                <w:color w:val="000000" w:themeColor="text1"/>
-              </w:rPr>
-              <w:t>mi</w:t>
-            </w:r>
-            <w:r>
-              <w:rPr>
-                <w:rFonts w:asciiTheme="minorHAnsi" w:eastAsiaTheme="minorEastAsia" w:hAnsiTheme="minorHAnsi" w:cstheme="minorBidi"/>
-                <w:color w:val="000000" w:themeColor="text1"/>
-              </w:rPr>
-              <w:t xml:space="preserve"> carrera</w:t>
-            </w:r>
-            <w:r>
-              <w:rPr>
-                <w:rFonts w:asciiTheme="minorHAnsi" w:eastAsiaTheme="minorEastAsia" w:hAnsiTheme="minorHAnsi" w:cstheme="minorBidi"/>
-                <w:color w:val="000000" w:themeColor="text1"/>
-              </w:rPr>
-              <w:t>.</w:t>
+              <w:t xml:space="preserve">Describí brevemente en qué consiste el proyecto APT, señalando la relevancia, impacto o beneficio (real o simulado) que tendría, pero no queda clara la relación con el campo laboral de mi carrera.</w:t>
             </w:r>
           </w:p>
         </w:tc>
@@ -6312,42 +5669,7 @@
                 <w:rFonts w:asciiTheme="minorHAnsi" w:eastAsiaTheme="minorEastAsia" w:hAnsiTheme="minorHAnsi" w:cstheme="minorBidi"/>
                 <w:color w:val="000000" w:themeColor="text1"/>
               </w:rPr>
-              <w:t xml:space="preserve">Describí </w:t>
-            </w:r>
-            <w:r>
-              <w:rPr>
-                <w:rFonts w:asciiTheme="minorHAnsi" w:eastAsiaTheme="minorEastAsia" w:hAnsiTheme="minorHAnsi" w:cstheme="minorBidi"/>
-                <w:color w:val="000000" w:themeColor="text1"/>
-              </w:rPr>
-              <w:t>brevemente en qué consiste el proyecto APT, pero no lo justifi</w:t>
-            </w:r>
-            <w:r>
-              <w:rPr>
-                <w:rFonts w:asciiTheme="minorHAnsi" w:eastAsiaTheme="minorEastAsia" w:hAnsiTheme="minorHAnsi" w:cstheme="minorBidi"/>
-                <w:color w:val="000000" w:themeColor="text1"/>
-              </w:rPr>
-              <w:t>qué</w:t>
-            </w:r>
-            <w:r>
-              <w:rPr>
-                <w:rFonts w:asciiTheme="minorHAnsi" w:eastAsiaTheme="minorEastAsia" w:hAnsiTheme="minorHAnsi" w:cstheme="minorBidi"/>
-                <w:color w:val="000000" w:themeColor="text1"/>
-              </w:rPr>
-              <w:t xml:space="preserve"> ni relaciona con el campo laboral de </w:t>
-            </w:r>
-            <w:r>
-              <w:rPr>
-                <w:rFonts w:asciiTheme="minorHAnsi" w:eastAsiaTheme="minorEastAsia" w:hAnsiTheme="minorHAnsi" w:cstheme="minorBidi"/>
-                <w:color w:val="000000" w:themeColor="text1"/>
-              </w:rPr>
-              <w:t>mi</w:t>
-            </w:r>
-            <w:r>
-              <w:rPr>
-                <w:rFonts w:asciiTheme="minorHAnsi" w:eastAsiaTheme="minorEastAsia" w:hAnsiTheme="minorHAnsi" w:cstheme="minorBidi"/>
-                <w:color w:val="000000" w:themeColor="text1"/>
-              </w:rPr>
-              <w:t xml:space="preserve"> carrera. </w:t>
+              <w:t xml:space="preserve">Describí brevemente en qué consiste el proyecto APT, pero no lo justifiqué ni relaciona con el campo laboral de mi carrera. </w:t>
             </w:r>
           </w:p>
         </w:tc>
@@ -6370,42 +5692,7 @@
                 <w:rFonts w:asciiTheme="minorHAnsi" w:eastAsiaTheme="minorEastAsia" w:hAnsiTheme="minorHAnsi" w:cstheme="minorBidi"/>
                 <w:color w:val="000000" w:themeColor="text1"/>
               </w:rPr>
-              <w:t xml:space="preserve">No </w:t>
-            </w:r>
-            <w:r>
-              <w:rPr>
-                <w:rFonts w:asciiTheme="minorHAnsi" w:eastAsiaTheme="minorEastAsia" w:hAnsiTheme="minorHAnsi" w:cstheme="minorBidi"/>
-                <w:color w:val="000000" w:themeColor="text1"/>
-              </w:rPr>
-              <w:t>d</w:t>
-            </w:r>
-            <w:r>
-              <w:rPr>
-                <w:rFonts w:asciiTheme="minorHAnsi" w:eastAsiaTheme="minorEastAsia" w:hAnsiTheme="minorHAnsi" w:cstheme="minorBidi"/>
-                <w:color w:val="000000" w:themeColor="text1"/>
-              </w:rPr>
-              <w:t xml:space="preserve">escribí </w:t>
-            </w:r>
-            <w:r>
-              <w:rPr>
-                <w:rFonts w:asciiTheme="minorHAnsi" w:eastAsiaTheme="minorEastAsia" w:hAnsiTheme="minorHAnsi" w:cstheme="minorBidi"/>
-                <w:color w:val="000000" w:themeColor="text1"/>
-              </w:rPr>
-              <w:t xml:space="preserve">o es confuso el proyecto APT, sin justificar ni relacionarlo con el campo laboral de </w:t>
-            </w:r>
-            <w:r>
-              <w:rPr>
-                <w:rFonts w:asciiTheme="minorHAnsi" w:eastAsiaTheme="minorEastAsia" w:hAnsiTheme="minorHAnsi" w:cstheme="minorBidi"/>
-                <w:color w:val="000000" w:themeColor="text1"/>
-              </w:rPr>
-              <w:t>mi</w:t>
-            </w:r>
-            <w:r>
-              <w:rPr>
-                <w:rFonts w:asciiTheme="minorHAnsi" w:eastAsiaTheme="minorEastAsia" w:hAnsiTheme="minorHAnsi" w:cstheme="minorBidi"/>
-                <w:color w:val="000000" w:themeColor="text1"/>
-              </w:rPr>
-              <w:t xml:space="preserve"> carrera. </w:t>
+              <w:t xml:space="preserve">No describí o es confuso el proyecto APT, sin justificar ni relacionarlo con el campo laboral de mi carrera. </w:t>
             </w:r>
           </w:p>
         </w:tc>
@@ -6477,186 +5764,43 @@
                 <w:rFonts w:asciiTheme="minorHAnsi" w:eastAsiaTheme="minorEastAsia" w:hAnsiTheme="minorHAnsi" w:cstheme="minorBidi"/>
                 <w:color w:val="000000" w:themeColor="text1"/>
               </w:rPr>
-              <w:t xml:space="preserve">Describí </w:t>
-            </w:r>
-            <w:r>
-              <w:rPr>
-                <w:rFonts w:asciiTheme="minorHAnsi" w:eastAsiaTheme="minorEastAsia" w:hAnsiTheme="minorHAnsi" w:cstheme="minorBidi"/>
-                <w:color w:val="000000" w:themeColor="text1"/>
-              </w:rPr>
-              <w:t xml:space="preserve">una relación coherente entre </w:t>
-            </w:r>
-            <w:r>
-              <w:rPr>
-                <w:rFonts w:asciiTheme="minorHAnsi" w:eastAsiaTheme="minorEastAsia" w:hAnsiTheme="minorHAnsi" w:cstheme="minorBidi"/>
-                <w:color w:val="000000" w:themeColor="text1"/>
-              </w:rPr>
-              <w:t>mi</w:t>
-            </w:r>
-            <w:r>
-              <w:rPr>
-                <w:rFonts w:asciiTheme="minorHAnsi" w:eastAsiaTheme="minorEastAsia" w:hAnsiTheme="minorHAnsi" w:cstheme="minorBidi"/>
-                <w:color w:val="000000" w:themeColor="text1"/>
-              </w:rPr>
-              <w:t xml:space="preserve"> proyecto y el perfil de egreso de </w:t>
-            </w:r>
-            <w:r>
-              <w:rPr>
-                <w:rFonts w:asciiTheme="minorHAnsi" w:eastAsiaTheme="minorEastAsia" w:hAnsiTheme="minorHAnsi" w:cstheme="minorBidi"/>
-                <w:color w:val="000000" w:themeColor="text1"/>
-              </w:rPr>
-              <w:t>mi</w:t>
-            </w:r>
-            <w:r>
-              <w:rPr>
-                <w:rFonts w:asciiTheme="minorHAnsi" w:eastAsiaTheme="minorEastAsia" w:hAnsiTheme="minorHAnsi" w:cstheme="minorBidi"/>
-                <w:color w:val="000000" w:themeColor="text1"/>
-              </w:rPr>
-              <w:t xml:space="preserve"> plan de estudio, especificando cómo deb</w:t>
-            </w:r>
-            <w:r>
-              <w:rPr>
-                <w:rFonts w:asciiTheme="minorHAnsi" w:eastAsiaTheme="minorEastAsia" w:hAnsiTheme="minorHAnsi" w:cstheme="minorBidi"/>
-                <w:color w:val="000000" w:themeColor="text1"/>
-              </w:rPr>
-              <w:t>o</w:t>
-            </w:r>
-            <w:r>
-              <w:rPr>
-                <w:rFonts w:asciiTheme="minorHAnsi" w:eastAsiaTheme="minorEastAsia" w:hAnsiTheme="minorHAnsi" w:cstheme="minorBidi"/>
-                <w:color w:val="000000" w:themeColor="text1"/>
-              </w:rPr>
-              <w:t xml:space="preserve"> utilizar </w:t>
-            </w:r>
-            <w:r>
-              <w:rPr>
-                <w:rFonts w:asciiTheme="minorHAnsi" w:eastAsiaTheme="minorEastAsia" w:hAnsiTheme="minorHAnsi" w:cstheme="minorBidi"/>
-                <w:color w:val="000000" w:themeColor="text1"/>
-              </w:rPr>
+              <w:t xml:space="preserve">Describí una relación coherente entre mi proyecto y el perfil de egreso de mi plan de estudio, especificando cómo debo utilizar </w:t>
               <w:lastRenderedPageBreak/>
-              <w:t xml:space="preserve">distintas competencias para desarrollar </w:t>
-            </w:r>
-            <w:r>
-              <w:rPr>
-                <w:rFonts w:asciiTheme="minorHAnsi" w:eastAsiaTheme="minorEastAsia" w:hAnsiTheme="minorHAnsi" w:cstheme="minorBidi"/>
-                <w:color w:val="000000" w:themeColor="text1"/>
-              </w:rPr>
-              <w:t>mi</w:t>
-            </w:r>
-            <w:r>
-              <w:rPr>
-                <w:rFonts w:asciiTheme="minorHAnsi" w:eastAsiaTheme="minorEastAsia" w:hAnsiTheme="minorHAnsi" w:cstheme="minorBidi"/>
-                <w:color w:val="000000" w:themeColor="text1"/>
-              </w:rPr>
-              <w:t xml:space="preserve"> Proyecto APT. </w:t>
+              <w:t xml:space="preserve">distintas competencias para desarrollar mi Proyecto APT. </w:t>
             </w:r>
           </w:p>
         </w:tc>
         <w:tc>
           <w:tcPr>
             <w:tcW w:w="2126" w:type="dxa"/>
-            <w:vAlign w:val="center"/>
-          </w:tcPr>
-          <w:p>
-            <w:pPr>
-              <w:rPr>
-                <w:rFonts w:asciiTheme="minorHAnsi" w:eastAsiaTheme="minorEastAsia" w:hAnsiTheme="minorHAnsi" w:cstheme="minorBidi"/>
-                <w:color w:val="000000" w:themeColor="text1"/>
-                <w:lang w:eastAsia="es-CL"/>
-              </w:rPr>
-            </w:pPr>
+            <w:shd w:val="clear" w:color="auto" w:fill="E2EFDA"/>
+            <w:vAlign w:val="center"/>
+          </w:tcPr>
+          <w:p>
+            <w:pPr>
+              <w:rPr>
+                <w:rFonts w:asciiTheme="minorHAnsi" w:eastAsiaTheme="minorEastAsia" w:hAnsiTheme="minorHAnsi" w:cstheme="minorBidi"/>
+                <w:color w:val="000000" w:themeColor="text1"/>
+                <w:lang w:eastAsia="es-CL"/>
+              </w:rPr>
+            </w:pPr>
+            <w:r>
+              <w:rPr>
+                <w:b/>
+                <w:bCs/>
+                <w:color w:val="000000"/>
+              </w:rPr>
+              <w:t xml:space="preserve">(X) </w:t>
+            </w:r>
             <w:r>
               <w:rPr>
                 <w:rFonts w:asciiTheme="minorHAnsi" w:eastAsiaTheme="minorEastAsia" w:hAnsiTheme="minorHAnsi" w:cstheme="minorBidi"/>
                 <w:color w:val="000000" w:themeColor="text1"/>
               </w:rPr>
               <w:lastRenderedPageBreak/>
-              <w:t xml:space="preserve">Describí </w:t>
-            </w:r>
-            <w:r>
-              <w:rPr>
-                <w:rFonts w:asciiTheme="minorHAnsi" w:eastAsiaTheme="minorEastAsia" w:hAnsiTheme="minorHAnsi" w:cstheme="minorBidi"/>
-                <w:color w:val="000000" w:themeColor="text1"/>
-              </w:rPr>
-              <w:t xml:space="preserve">una relación coherente entre </w:t>
-            </w:r>
-            <w:r>
-              <w:rPr>
-                <w:rFonts w:asciiTheme="minorHAnsi" w:eastAsiaTheme="minorEastAsia" w:hAnsiTheme="minorHAnsi" w:cstheme="minorBidi"/>
-                <w:color w:val="000000" w:themeColor="text1"/>
-              </w:rPr>
-              <w:t>mi</w:t>
-            </w:r>
-            <w:r>
-              <w:rPr>
-                <w:rFonts w:asciiTheme="minorHAnsi" w:eastAsiaTheme="minorEastAsia" w:hAnsiTheme="minorHAnsi" w:cstheme="minorBidi"/>
-                <w:color w:val="000000" w:themeColor="text1"/>
-              </w:rPr>
-              <w:t xml:space="preserve"> proyecto y el perfil de egreso de </w:t>
-            </w:r>
-            <w:r>
-              <w:rPr>
-                <w:rFonts w:asciiTheme="minorHAnsi" w:eastAsiaTheme="minorEastAsia" w:hAnsiTheme="minorHAnsi" w:cstheme="minorBidi"/>
-                <w:color w:val="000000" w:themeColor="text1"/>
-              </w:rPr>
-              <w:t>mi</w:t>
-            </w:r>
-            <w:r>
-              <w:rPr>
-                <w:rFonts w:asciiTheme="minorHAnsi" w:eastAsiaTheme="minorEastAsia" w:hAnsiTheme="minorHAnsi" w:cstheme="minorBidi"/>
-                <w:color w:val="000000" w:themeColor="text1"/>
-              </w:rPr>
-              <w:t xml:space="preserve"> plan de estudio, pero no especifi</w:t>
-            </w:r>
-            <w:r>
-              <w:rPr>
-                <w:rFonts w:asciiTheme="minorHAnsi" w:eastAsiaTheme="minorEastAsia" w:hAnsiTheme="minorHAnsi" w:cstheme="minorBidi"/>
-                <w:color w:val="000000" w:themeColor="text1"/>
-              </w:rPr>
-              <w:t>que</w:t>
-            </w:r>
-            <w:r>
-              <w:rPr>
-                <w:rFonts w:asciiTheme="minorHAnsi" w:eastAsiaTheme="minorEastAsia" w:hAnsiTheme="minorHAnsi" w:cstheme="minorBidi"/>
-                <w:color w:val="000000" w:themeColor="text1"/>
-              </w:rPr>
-              <w:t xml:space="preserve"> cómo deb</w:t>
-            </w:r>
-            <w:r>
-              <w:rPr>
-                <w:rFonts w:asciiTheme="minorHAnsi" w:eastAsiaTheme="minorEastAsia" w:hAnsiTheme="minorHAnsi" w:cstheme="minorBidi"/>
-                <w:color w:val="000000" w:themeColor="text1"/>
-              </w:rPr>
-              <w:t>o</w:t>
-            </w:r>
-            <w:r>
-              <w:rPr>
-                <w:rFonts w:asciiTheme="minorHAnsi" w:eastAsiaTheme="minorEastAsia" w:hAnsiTheme="minorHAnsi" w:cstheme="minorBidi"/>
-                <w:color w:val="000000" w:themeColor="text1"/>
-              </w:rPr>
-              <w:t xml:space="preserve"> </w:t>
-            </w:r>
-            <w:r>
-              <w:rPr>
-                <w:rFonts w:asciiTheme="minorHAnsi" w:eastAsiaTheme="minorEastAsia" w:hAnsiTheme="minorHAnsi" w:cstheme="minorBidi"/>
-                <w:color w:val="000000" w:themeColor="text1"/>
-              </w:rPr>
+              <w:t xml:space="preserve">Describí una relación coherente entre mi proyecto y el perfil de egreso de mi plan de estudio, pero no especifique cómo debo </w:t>
               <w:lastRenderedPageBreak/>
-              <w:t xml:space="preserve">utilizar distintas competencias para desarrollar </w:t>
-            </w:r>
-            <w:r>
-              <w:rPr>
-                <w:rFonts w:asciiTheme="minorHAnsi" w:eastAsiaTheme="minorEastAsia" w:hAnsiTheme="minorHAnsi" w:cstheme="minorBidi"/>
-                <w:color w:val="000000" w:themeColor="text1"/>
-              </w:rPr>
-              <w:t>mi</w:t>
-            </w:r>
-            <w:r>
-              <w:rPr>
-                <w:rFonts w:asciiTheme="minorHAnsi" w:eastAsiaTheme="minorEastAsia" w:hAnsiTheme="minorHAnsi" w:cstheme="minorBidi"/>
-                <w:color w:val="000000" w:themeColor="text1"/>
-              </w:rPr>
-              <w:t xml:space="preserve"> Proyecto APT.</w:t>
+              <w:t xml:space="preserve">utilizar distintas competencias para desarrollar mi Proyecto APT.</w:t>
             </w:r>
           </w:p>
         </w:tc>
@@ -6679,64 +5823,9 @@
                 <w:color w:val="000000" w:themeColor="text1"/>
               </w:rPr>
               <w:lastRenderedPageBreak/>
-              <w:t xml:space="preserve">Describí </w:t>
-            </w:r>
-            <w:r>
-              <w:rPr>
-                <w:rFonts w:asciiTheme="minorHAnsi" w:eastAsiaTheme="minorEastAsia" w:hAnsiTheme="minorHAnsi" w:cstheme="minorBidi"/>
-                <w:color w:val="000000" w:themeColor="text1"/>
-              </w:rPr>
-              <w:t>una relación que tiene elementos</w:t>
-            </w:r>
-            <w:r>
-              <w:rPr>
-                <w:rFonts w:asciiTheme="minorHAnsi" w:eastAsiaTheme="minorEastAsia" w:hAnsiTheme="minorHAnsi" w:cstheme="minorBidi"/>
-                <w:color w:val="000000" w:themeColor="text1"/>
-              </w:rPr>
-              <w:t xml:space="preserve"> pero que no </w:t>
-            </w:r>
-            <w:r>
-              <w:rPr>
-                <w:rFonts w:asciiTheme="minorHAnsi" w:eastAsiaTheme="minorEastAsia" w:hAnsiTheme="minorHAnsi" w:cstheme="minorBidi"/>
-                <w:color w:val="000000" w:themeColor="text1"/>
-              </w:rPr>
-              <w:t xml:space="preserve">son coherentes entre </w:t>
-            </w:r>
-            <w:r>
-              <w:rPr>
-                <w:rFonts w:asciiTheme="minorHAnsi" w:eastAsiaTheme="minorEastAsia" w:hAnsiTheme="minorHAnsi" w:cstheme="minorBidi"/>
-                <w:color w:val="000000" w:themeColor="text1"/>
-              </w:rPr>
-              <w:t>mi</w:t>
-            </w:r>
-            <w:r>
-              <w:rPr>
-                <w:rFonts w:asciiTheme="minorHAnsi" w:eastAsiaTheme="minorEastAsia" w:hAnsiTheme="minorHAnsi" w:cstheme="minorBidi"/>
-                <w:color w:val="000000" w:themeColor="text1"/>
-              </w:rPr>
-              <w:t xml:space="preserve"> proyecto y el perfil de </w:t>
-            </w:r>
-            <w:r>
-              <w:rPr>
-                <w:rFonts w:asciiTheme="minorHAnsi" w:eastAsiaTheme="minorEastAsia" w:hAnsiTheme="minorHAnsi" w:cstheme="minorBidi"/>
-                <w:color w:val="000000" w:themeColor="text1"/>
-              </w:rPr>
+              <w:t xml:space="preserve">Describí una relación que tiene elementos pero que no son coherentes entre mi proyecto y el perfil de </w:t>
               <w:lastRenderedPageBreak/>
-              <w:t xml:space="preserve">egreso de </w:t>
-            </w:r>
-            <w:r>
-              <w:rPr>
-                <w:rFonts w:asciiTheme="minorHAnsi" w:eastAsiaTheme="minorEastAsia" w:hAnsiTheme="minorHAnsi" w:cstheme="minorBidi"/>
-                <w:color w:val="000000" w:themeColor="text1"/>
-              </w:rPr>
-              <w:t>mi</w:t>
-            </w:r>
-            <w:r>
-              <w:rPr>
-                <w:rFonts w:asciiTheme="minorHAnsi" w:eastAsiaTheme="minorEastAsia" w:hAnsiTheme="minorHAnsi" w:cstheme="minorBidi"/>
-                <w:color w:val="000000" w:themeColor="text1"/>
-              </w:rPr>
-              <w:t xml:space="preserve"> plan de estudio.</w:t>
+              <w:t xml:space="preserve">egreso de mi plan de estudio.</w:t>
             </w:r>
           </w:p>
         </w:tc>
@@ -6759,42 +5848,7 @@
                 <w:color w:val="000000" w:themeColor="text1"/>
               </w:rPr>
               <w:lastRenderedPageBreak/>
-              <w:t xml:space="preserve">Describí </w:t>
-            </w:r>
-            <w:r>
-              <w:rPr>
-                <w:rFonts w:asciiTheme="minorHAnsi" w:eastAsiaTheme="minorEastAsia" w:hAnsiTheme="minorHAnsi" w:cstheme="minorBidi"/>
-                <w:color w:val="000000" w:themeColor="text1"/>
-              </w:rPr>
-              <w:t xml:space="preserve">una relación sin coherencia entre </w:t>
-            </w:r>
-            <w:r>
-              <w:rPr>
-                <w:rFonts w:asciiTheme="minorHAnsi" w:eastAsiaTheme="minorEastAsia" w:hAnsiTheme="minorHAnsi" w:cstheme="minorBidi"/>
-                <w:color w:val="000000" w:themeColor="text1"/>
-              </w:rPr>
-              <w:t>mi</w:t>
-            </w:r>
-            <w:r>
-              <w:rPr>
-                <w:rFonts w:asciiTheme="minorHAnsi" w:eastAsiaTheme="minorEastAsia" w:hAnsiTheme="minorHAnsi" w:cstheme="minorBidi"/>
-                <w:color w:val="000000" w:themeColor="text1"/>
-              </w:rPr>
-              <w:t xml:space="preserve"> proyecto y el perfil de egreso de </w:t>
-            </w:r>
-            <w:r>
-              <w:rPr>
-                <w:rFonts w:asciiTheme="minorHAnsi" w:eastAsiaTheme="minorEastAsia" w:hAnsiTheme="minorHAnsi" w:cstheme="minorBidi"/>
-                <w:color w:val="000000" w:themeColor="text1"/>
-              </w:rPr>
-              <w:t>mi</w:t>
-            </w:r>
-            <w:r>
-              <w:rPr>
-                <w:rFonts w:asciiTheme="minorHAnsi" w:eastAsiaTheme="minorEastAsia" w:hAnsiTheme="minorHAnsi" w:cstheme="minorBidi"/>
-                <w:color w:val="000000" w:themeColor="text1"/>
-              </w:rPr>
-              <w:t xml:space="preserve"> plan de estudio.</w:t>
+              <w:t xml:space="preserve">Describí una relación sin coherencia entre mi proyecto y el perfil de egreso de mi plan de estudio.</w:t>
             </w:r>
             <w:r>
               <w:br/>
@@ -6815,35 +5869,7 @@
                 <w:color w:val="000000" w:themeColor="text1"/>
               </w:rPr>
               <w:lastRenderedPageBreak/>
-              <w:t>No relacion</w:t>
-            </w:r>
-            <w:r>
-              <w:rPr>
-                <w:rFonts w:asciiTheme="minorHAnsi" w:eastAsiaTheme="minorEastAsia" w:hAnsiTheme="minorHAnsi" w:cstheme="minorBidi"/>
-                <w:color w:val="000000" w:themeColor="text1"/>
-              </w:rPr>
-              <w:t>é</w:t>
-            </w:r>
-            <w:r>
-              <w:rPr>
-                <w:rFonts w:asciiTheme="minorHAnsi" w:eastAsiaTheme="minorEastAsia" w:hAnsiTheme="minorHAnsi" w:cstheme="minorBidi"/>
-                <w:color w:val="000000" w:themeColor="text1"/>
-              </w:rPr>
-              <w:t xml:space="preserve"> el proyecto con </w:t>
-            </w:r>
-            <w:r>
-              <w:rPr>
-                <w:rFonts w:asciiTheme="minorHAnsi" w:eastAsiaTheme="minorEastAsia" w:hAnsiTheme="minorHAnsi" w:cstheme="minorBidi"/>
-                <w:color w:val="000000" w:themeColor="text1"/>
-              </w:rPr>
-              <w:t>mi</w:t>
-            </w:r>
-            <w:r>
-              <w:rPr>
-                <w:rFonts w:asciiTheme="minorHAnsi" w:eastAsiaTheme="minorEastAsia" w:hAnsiTheme="minorHAnsi" w:cstheme="minorBidi"/>
-                <w:color w:val="000000" w:themeColor="text1"/>
-              </w:rPr>
-              <w:t xml:space="preserve"> perfil de egreso. </w:t>
+              <w:t xml:space="preserve">No relacioné el proyecto con mi perfil de egreso. </w:t>
             </w:r>
           </w:p>
         </w:tc>
@@ -6925,64 +5951,31 @@
         <w:tc>
           <w:tcPr>
             <w:tcW w:w="2268" w:type="dxa"/>
-            <w:vAlign w:val="center"/>
-          </w:tcPr>
-          <w:p>
-            <w:pPr>
-              <w:rPr>
-                <w:rFonts w:asciiTheme="minorHAnsi" w:eastAsiaTheme="minorEastAsia" w:hAnsiTheme="minorHAnsi" w:cstheme="minorBidi"/>
-                <w:color w:val="000000" w:themeColor="text1"/>
-                <w:lang w:eastAsia="es-CL"/>
-              </w:rPr>
-            </w:pPr>
-            <w:r>
-              <w:rPr>
-                <w:rFonts w:asciiTheme="minorHAnsi" w:eastAsiaTheme="minorEastAsia" w:hAnsiTheme="minorHAnsi" w:cstheme="minorBidi"/>
-                <w:color w:val="000000" w:themeColor="text1"/>
-              </w:rPr>
-              <w:t>Mencion</w:t>
-            </w:r>
-            <w:r>
-              <w:rPr>
-                <w:rFonts w:asciiTheme="minorHAnsi" w:eastAsiaTheme="minorEastAsia" w:hAnsiTheme="minorHAnsi" w:cstheme="minorBidi"/>
-                <w:color w:val="000000" w:themeColor="text1"/>
-              </w:rPr>
-              <w:t>é mis</w:t>
-            </w:r>
-            <w:r>
-              <w:rPr>
-                <w:rFonts w:asciiTheme="minorHAnsi" w:eastAsiaTheme="minorEastAsia" w:hAnsiTheme="minorHAnsi" w:cstheme="minorBidi"/>
-                <w:color w:val="000000" w:themeColor="text1"/>
-              </w:rPr>
-              <w:t xml:space="preserve"> intereses profesionales y expli</w:t>
-            </w:r>
-            <w:r>
-              <w:rPr>
-                <w:rFonts w:asciiTheme="minorHAnsi" w:eastAsiaTheme="minorEastAsia" w:hAnsiTheme="minorHAnsi" w:cstheme="minorBidi"/>
-                <w:color w:val="000000" w:themeColor="text1"/>
-              </w:rPr>
-              <w:t>qué</w:t>
-            </w:r>
-            <w:r>
-              <w:rPr>
-                <w:rFonts w:asciiTheme="minorHAnsi" w:eastAsiaTheme="minorEastAsia" w:hAnsiTheme="minorHAnsi" w:cstheme="minorBidi"/>
-                <w:color w:val="000000" w:themeColor="text1"/>
-              </w:rPr>
-              <w:t xml:space="preserve"> con claridad cómo estos se ven reflejados en </w:t>
-            </w:r>
-            <w:r>
-              <w:rPr>
-                <w:rFonts w:asciiTheme="minorHAnsi" w:eastAsiaTheme="minorEastAsia" w:hAnsiTheme="minorHAnsi" w:cstheme="minorBidi"/>
-                <w:color w:val="000000" w:themeColor="text1"/>
-              </w:rPr>
-              <w:t>mi</w:t>
-            </w:r>
-            <w:r>
-              <w:rPr>
-                <w:rFonts w:asciiTheme="minorHAnsi" w:eastAsiaTheme="minorEastAsia" w:hAnsiTheme="minorHAnsi" w:cstheme="minorBidi"/>
-                <w:color w:val="000000" w:themeColor="text1"/>
-              </w:rPr>
-              <w:t xml:space="preserve"> proyecto. </w:t>
+            <w:shd w:val="clear" w:color="auto" w:fill="E2EFDA"/>
+            <w:vAlign w:val="center"/>
+          </w:tcPr>
+          <w:p>
+            <w:pPr>
+              <w:rPr>
+                <w:rFonts w:asciiTheme="minorHAnsi" w:eastAsiaTheme="minorEastAsia" w:hAnsiTheme="minorHAnsi" w:cstheme="minorBidi"/>
+                <w:color w:val="000000" w:themeColor="text1"/>
+                <w:lang w:eastAsia="es-CL"/>
+              </w:rPr>
+            </w:pPr>
+            <w:r>
+              <w:rPr>
+                <w:b/>
+                <w:bCs/>
+                <w:color w:val="000000"/>
+              </w:rPr>
+              <w:t xml:space="preserve">(X) </w:t>
+            </w:r>
+            <w:r>
+              <w:rPr>
+                <w:rFonts w:asciiTheme="minorHAnsi" w:eastAsiaTheme="minorEastAsia" w:hAnsiTheme="minorHAnsi" w:cstheme="minorBidi"/>
+                <w:color w:val="000000" w:themeColor="text1"/>
+              </w:rPr>
+              <w:t xml:space="preserve">Mencioné mis intereses profesionales y expliqué con claridad cómo estos se ven reflejados en mi proyecto. </w:t>
             </w:r>
           </w:p>
         </w:tc>
@@ -7004,42 +5997,7 @@
                 <w:rFonts w:asciiTheme="minorHAnsi" w:eastAsiaTheme="minorEastAsia" w:hAnsiTheme="minorHAnsi" w:cstheme="minorBidi"/>
                 <w:color w:val="000000" w:themeColor="text1"/>
               </w:rPr>
-              <w:t xml:space="preserve">Mencioné </w:t>
-            </w:r>
-            <w:r>
-              <w:rPr>
-                <w:rFonts w:asciiTheme="minorHAnsi" w:eastAsiaTheme="minorEastAsia" w:hAnsiTheme="minorHAnsi" w:cstheme="minorBidi"/>
-                <w:color w:val="000000" w:themeColor="text1"/>
-              </w:rPr>
-              <w:t>mis</w:t>
-            </w:r>
-            <w:r>
-              <w:rPr>
-                <w:rFonts w:asciiTheme="minorHAnsi" w:eastAsiaTheme="minorEastAsia" w:hAnsiTheme="minorHAnsi" w:cstheme="minorBidi"/>
-                <w:color w:val="000000" w:themeColor="text1"/>
-              </w:rPr>
-              <w:t xml:space="preserve"> intereses profesionales, pero no queda completamente cla</w:t>
-            </w:r>
-            <w:r>
-              <w:rPr>
-                <w:rFonts w:asciiTheme="minorHAnsi" w:eastAsiaTheme="minorEastAsia" w:hAnsiTheme="minorHAnsi" w:cstheme="minorBidi"/>
-                <w:color w:val="000000" w:themeColor="text1"/>
-              </w:rPr>
-              <w:t xml:space="preserve">ra su conexión con </w:t>
-            </w:r>
-            <w:r>
-              <w:rPr>
-                <w:rFonts w:asciiTheme="minorHAnsi" w:eastAsiaTheme="minorEastAsia" w:hAnsiTheme="minorHAnsi" w:cstheme="minorBidi"/>
-                <w:color w:val="000000" w:themeColor="text1"/>
-              </w:rPr>
-              <w:t>mi</w:t>
-            </w:r>
-            <w:r>
-              <w:rPr>
-                <w:rFonts w:asciiTheme="minorHAnsi" w:eastAsiaTheme="minorEastAsia" w:hAnsiTheme="minorHAnsi" w:cstheme="minorBidi"/>
-                <w:color w:val="000000" w:themeColor="text1"/>
-              </w:rPr>
-              <w:t xml:space="preserve"> proyecto.</w:t>
+              <w:t xml:space="preserve">Mencioné mis intereses profesionales, pero no queda completamente clara su conexión con mi proyecto.</w:t>
             </w:r>
           </w:p>
         </w:tc>
@@ -7061,35 +6019,7 @@
                 <w:rFonts w:asciiTheme="minorHAnsi" w:eastAsiaTheme="minorEastAsia" w:hAnsiTheme="minorHAnsi" w:cstheme="minorBidi"/>
                 <w:color w:val="000000" w:themeColor="text1"/>
               </w:rPr>
-              <w:t xml:space="preserve">Menciona </w:t>
-            </w:r>
-            <w:r>
-              <w:rPr>
-                <w:rFonts w:asciiTheme="minorHAnsi" w:eastAsiaTheme="minorEastAsia" w:hAnsiTheme="minorHAnsi" w:cstheme="minorBidi"/>
-                <w:color w:val="000000" w:themeColor="text1"/>
-              </w:rPr>
-              <w:t>mis</w:t>
-            </w:r>
-            <w:r>
-              <w:rPr>
-                <w:rFonts w:asciiTheme="minorHAnsi" w:eastAsiaTheme="minorEastAsia" w:hAnsiTheme="minorHAnsi" w:cstheme="minorBidi"/>
-                <w:color w:val="000000" w:themeColor="text1"/>
-              </w:rPr>
-              <w:t xml:space="preserve"> intereses profesionales sin conectarlos con </w:t>
-            </w:r>
-            <w:r>
-              <w:rPr>
-                <w:rFonts w:asciiTheme="minorHAnsi" w:eastAsiaTheme="minorEastAsia" w:hAnsiTheme="minorHAnsi" w:cstheme="minorBidi"/>
-                <w:color w:val="000000" w:themeColor="text1"/>
-              </w:rPr>
-              <w:t>mi</w:t>
-            </w:r>
-            <w:r>
-              <w:rPr>
-                <w:rFonts w:asciiTheme="minorHAnsi" w:eastAsiaTheme="minorEastAsia" w:hAnsiTheme="minorHAnsi" w:cstheme="minorBidi"/>
-                <w:color w:val="000000" w:themeColor="text1"/>
-              </w:rPr>
-              <w:t xml:space="preserve"> proyecto. </w:t>
+              <w:t xml:space="preserve">Menciona mis intereses profesionales sin conectarlos con mi proyecto. </w:t>
             </w:r>
           </w:p>
         </w:tc>
@@ -7111,21 +6041,7 @@
                 <w:rFonts w:asciiTheme="minorHAnsi" w:eastAsiaTheme="minorEastAsia" w:hAnsiTheme="minorHAnsi" w:cstheme="minorBidi"/>
                 <w:color w:val="000000" w:themeColor="text1"/>
               </w:rPr>
-              <w:t xml:space="preserve">No menciona </w:t>
-            </w:r>
-            <w:r>
-              <w:rPr>
-                <w:rFonts w:asciiTheme="minorHAnsi" w:eastAsiaTheme="minorEastAsia" w:hAnsiTheme="minorHAnsi" w:cstheme="minorBidi"/>
-                <w:color w:val="000000" w:themeColor="text1"/>
-              </w:rPr>
-              <w:t>mis</w:t>
-            </w:r>
-            <w:r>
-              <w:rPr>
-                <w:rFonts w:asciiTheme="minorHAnsi" w:eastAsiaTheme="minorEastAsia" w:hAnsiTheme="minorHAnsi" w:cstheme="minorBidi"/>
-                <w:color w:val="000000" w:themeColor="text1"/>
-              </w:rPr>
-              <w:t xml:space="preserve"> intereses profesionales.</w:t>
+              <w:t xml:space="preserve">No menciona mis intereses profesionales.</w:t>
             </w:r>
           </w:p>
         </w:tc>
@@ -7188,50 +6104,31 @@
         <w:tc>
           <w:tcPr>
             <w:tcW w:w="2268" w:type="dxa"/>
-            <w:vAlign w:val="center"/>
-          </w:tcPr>
-          <w:p>
-            <w:pPr>
-              <w:rPr>
-                <w:rFonts w:asciiTheme="minorHAnsi" w:eastAsiaTheme="minorEastAsia" w:hAnsiTheme="minorHAnsi" w:cstheme="minorBidi"/>
-                <w:color w:val="000000" w:themeColor="text1"/>
-                <w:lang w:eastAsia="es-CL"/>
-              </w:rPr>
-            </w:pPr>
-            <w:r>
-              <w:rPr>
-                <w:rFonts w:asciiTheme="minorHAnsi" w:eastAsiaTheme="minorEastAsia" w:hAnsiTheme="minorHAnsi" w:cstheme="minorBidi"/>
-                <w:color w:val="000000" w:themeColor="text1"/>
-              </w:rPr>
-              <w:t>Justifi</w:t>
-            </w:r>
-            <w:r>
-              <w:rPr>
-                <w:rFonts w:asciiTheme="minorHAnsi" w:eastAsiaTheme="minorEastAsia" w:hAnsiTheme="minorHAnsi" w:cstheme="minorBidi"/>
-                <w:color w:val="000000" w:themeColor="text1"/>
-              </w:rPr>
-              <w:t>qué</w:t>
-            </w:r>
-            <w:r>
-              <w:rPr>
-                <w:rFonts w:asciiTheme="minorHAnsi" w:eastAsiaTheme="minorEastAsia" w:hAnsiTheme="minorHAnsi" w:cstheme="minorBidi"/>
-                <w:color w:val="000000" w:themeColor="text1"/>
-              </w:rPr>
-              <w:t xml:space="preserve"> por qué el proyecto puede desarrollarse considerado tiempo, materiales y factores externos, y en caso de posibles dificultades plante</w:t>
-            </w:r>
-            <w:r>
-              <w:rPr>
-                <w:rFonts w:asciiTheme="minorHAnsi" w:eastAsiaTheme="minorEastAsia" w:hAnsiTheme="minorHAnsi" w:cstheme="minorBidi"/>
-                <w:color w:val="000000" w:themeColor="text1"/>
-              </w:rPr>
-              <w:t>e</w:t>
-            </w:r>
-            <w:r>
-              <w:rPr>
-                <w:rFonts w:asciiTheme="minorHAnsi" w:eastAsiaTheme="minorEastAsia" w:hAnsiTheme="minorHAnsi" w:cstheme="minorBidi"/>
-                <w:color w:val="000000" w:themeColor="text1"/>
-              </w:rPr>
-              <w:t xml:space="preserve"> como las abordaría.</w:t>
+            <w:shd w:val="clear" w:color="auto" w:fill="E2EFDA"/>
+            <w:vAlign w:val="center"/>
+          </w:tcPr>
+          <w:p>
+            <w:pPr>
+              <w:rPr>
+                <w:rFonts w:asciiTheme="minorHAnsi" w:eastAsiaTheme="minorEastAsia" w:hAnsiTheme="minorHAnsi" w:cstheme="minorBidi"/>
+                <w:color w:val="000000" w:themeColor="text1"/>
+                <w:lang w:eastAsia="es-CL"/>
+              </w:rPr>
+            </w:pPr>
+            <w:r>
+              <w:rPr>
+                <w:b/>
+                <w:bCs/>
+                <w:color w:val="000000"/>
+              </w:rPr>
+              <w:t xml:space="preserve">(X) </w:t>
+            </w:r>
+            <w:r>
+              <w:rPr>
+                <w:rFonts w:asciiTheme="minorHAnsi" w:eastAsiaTheme="minorEastAsia" w:hAnsiTheme="minorHAnsi" w:cstheme="minorBidi"/>
+                <w:color w:val="000000" w:themeColor="text1"/>
+              </w:rPr>
+              <w:t xml:space="preserve">Justifiqué por qué el proyecto puede desarrollarse considerado tiempo, materiales y factores externos, y en caso de posibles dificultades plantee como las abordaría.</w:t>
             </w:r>
           </w:p>
         </w:tc>
@@ -7253,14 +6150,7 @@
                 <w:rFonts w:asciiTheme="minorHAnsi" w:eastAsiaTheme="minorEastAsia" w:hAnsiTheme="minorHAnsi" w:cstheme="minorBidi"/>
                 <w:color w:val="000000" w:themeColor="text1"/>
               </w:rPr>
-              <w:t xml:space="preserve">Justifiqué </w:t>
-            </w:r>
-            <w:r>
-              <w:rPr>
-                <w:rFonts w:asciiTheme="minorHAnsi" w:eastAsiaTheme="minorEastAsia" w:hAnsiTheme="minorHAnsi" w:cstheme="minorBidi"/>
-                <w:color w:val="000000" w:themeColor="text1"/>
-              </w:rPr>
-              <w:t>por qué el proyecto puede desarrollarse, considerando el tiempo y materiales o factores externos</w:t>
+              <w:t xml:space="preserve">Justifiqué por qué el proyecto puede desarrollarse, considerando el tiempo y materiales o factores externos</w:t>
             </w:r>
             <w:r>
               <w:br/>
@@ -7280,21 +6170,7 @@
                 <w:rFonts w:asciiTheme="minorHAnsi" w:eastAsiaTheme="minorEastAsia" w:hAnsiTheme="minorHAnsi" w:cstheme="minorBidi"/>
                 <w:color w:val="000000" w:themeColor="text1"/>
               </w:rPr>
-              <w:t>En caso de posibles dificultades no plante</w:t>
-            </w:r>
-            <w:r>
-              <w:rPr>
-                <w:rFonts w:asciiTheme="minorHAnsi" w:eastAsiaTheme="minorEastAsia" w:hAnsiTheme="minorHAnsi" w:cstheme="minorBidi"/>
-                <w:color w:val="000000" w:themeColor="text1"/>
-              </w:rPr>
-              <w:t>e</w:t>
-            </w:r>
-            <w:r>
-              <w:rPr>
-                <w:rFonts w:asciiTheme="minorHAnsi" w:eastAsiaTheme="minorEastAsia" w:hAnsiTheme="minorHAnsi" w:cstheme="minorBidi"/>
-                <w:color w:val="000000" w:themeColor="text1"/>
-              </w:rPr>
-              <w:t xml:space="preserve"> claramente como las abordaría.</w:t>
+              <w:t xml:space="preserve">En caso de posibles dificultades no plantee claramente como las abordaría.</w:t>
             </w:r>
           </w:p>
         </w:tc>
@@ -7316,14 +6192,7 @@
                 <w:rFonts w:asciiTheme="minorHAnsi" w:eastAsiaTheme="minorEastAsia" w:hAnsiTheme="minorHAnsi" w:cstheme="minorBidi"/>
                 <w:color w:val="000000" w:themeColor="text1"/>
               </w:rPr>
-              <w:t xml:space="preserve">Justifiqué </w:t>
-            </w:r>
-            <w:r>
-              <w:rPr>
-                <w:rFonts w:asciiTheme="minorHAnsi" w:eastAsiaTheme="minorEastAsia" w:hAnsiTheme="minorHAnsi" w:cstheme="minorBidi"/>
-                <w:color w:val="000000" w:themeColor="text1"/>
-              </w:rPr>
-              <w:t xml:space="preserve">por qué el proyecto puede desarrollarse en el tiempo de la asignatura, sin considerar materiales ni factores externos. </w:t>
+              <w:t xml:space="preserve">Justifiqué por qué el proyecto puede desarrollarse en el tiempo de la asignatura, sin considerar materiales ni factores externos. </w:t>
             </w:r>
             <w:r>
               <w:br/>
@@ -7343,21 +6212,7 @@
                 <w:rFonts w:asciiTheme="minorHAnsi" w:eastAsiaTheme="minorEastAsia" w:hAnsiTheme="minorHAnsi" w:cstheme="minorBidi"/>
                 <w:color w:val="000000" w:themeColor="text1"/>
               </w:rPr>
-              <w:t>En caso de posibles dificultades no plante</w:t>
-            </w:r>
-            <w:r>
-              <w:rPr>
-                <w:rFonts w:asciiTheme="minorHAnsi" w:eastAsiaTheme="minorEastAsia" w:hAnsiTheme="minorHAnsi" w:cstheme="minorBidi"/>
-                <w:color w:val="000000" w:themeColor="text1"/>
-              </w:rPr>
-              <w:t>e</w:t>
-            </w:r>
-            <w:r>
-              <w:rPr>
-                <w:rFonts w:asciiTheme="minorHAnsi" w:eastAsiaTheme="minorEastAsia" w:hAnsiTheme="minorHAnsi" w:cstheme="minorBidi"/>
-                <w:color w:val="000000" w:themeColor="text1"/>
-              </w:rPr>
-              <w:t xml:space="preserve"> como abordarlas.</w:t>
+              <w:t xml:space="preserve">En caso de posibles dificultades no plantee como abordarlas.</w:t>
             </w:r>
           </w:p>
         </w:tc>
@@ -7379,35 +6234,7 @@
                 <w:rFonts w:asciiTheme="minorHAnsi" w:eastAsiaTheme="minorEastAsia" w:hAnsiTheme="minorHAnsi" w:cstheme="minorBidi"/>
                 <w:color w:val="000000" w:themeColor="text1"/>
               </w:rPr>
-              <w:t>No justifiqué</w:t>
-            </w:r>
-            <w:r>
-              <w:rPr>
-                <w:rFonts w:asciiTheme="minorHAnsi" w:eastAsiaTheme="minorEastAsia" w:hAnsiTheme="minorHAnsi" w:cstheme="minorBidi"/>
-                <w:color w:val="000000" w:themeColor="text1"/>
-              </w:rPr>
-              <w:t xml:space="preserve"> </w:t>
-            </w:r>
-            <w:r>
-              <w:rPr>
-                <w:rFonts w:asciiTheme="minorHAnsi" w:eastAsiaTheme="minorEastAsia" w:hAnsiTheme="minorHAnsi" w:cstheme="minorBidi"/>
-                <w:color w:val="000000" w:themeColor="text1"/>
-              </w:rPr>
-              <w:t xml:space="preserve">las razones de porque </w:t>
-            </w:r>
-            <w:r>
-              <w:rPr>
-                <w:rFonts w:asciiTheme="minorHAnsi" w:eastAsiaTheme="minorEastAsia" w:hAnsiTheme="minorHAnsi" w:cstheme="minorBidi"/>
-                <w:color w:val="000000" w:themeColor="text1"/>
-              </w:rPr>
-              <w:t>mi</w:t>
-            </w:r>
-            <w:r>
-              <w:rPr>
-                <w:rFonts w:asciiTheme="minorHAnsi" w:eastAsiaTheme="minorEastAsia" w:hAnsiTheme="minorHAnsi" w:cstheme="minorBidi"/>
-                <w:color w:val="000000" w:themeColor="text1"/>
-              </w:rPr>
-              <w:t xml:space="preserve"> proyecto puede desarrollarse. </w:t>
+              <w:t xml:space="preserve">No justifiqué las razones de porque mi proyecto puede desarrollarse. </w:t>
             </w:r>
             <w:r>
               <w:br/>
@@ -7483,51 +6310,38 @@
                 <w:color w:val="000000" w:themeColor="text1"/>
                 <w:lang w:eastAsia="es-CL"/>
               </w:rPr>
-              <w:t>5. Formula objetivos claros, concisos y coherentes con la disciplina y la situación a abordar.</w:t>
-            </w:r>
-            <w:r>
-              <w:rPr>
-                <w:rFonts w:asciiTheme="minorHAnsi" w:eastAsiaTheme="minorEastAsia" w:hAnsiTheme="minorHAnsi" w:cstheme="minorBidi"/>
-                <w:color w:val="000000" w:themeColor="text1"/>
-                <w:lang w:eastAsia="es-CL"/>
-              </w:rPr>
-              <w:t xml:space="preserve"> </w:t>
+              <w:t xml:space="preserve">5. Formula objetivos claros, concisos y coherentes con la disciplina y la situación a abordar. </w:t>
             </w:r>
           </w:p>
         </w:tc>
         <w:tc>
           <w:tcPr>
             <w:tcW w:w="2268" w:type="dxa"/>
-            <w:vAlign w:val="center"/>
-          </w:tcPr>
-          <w:p>
-            <w:pPr>
-              <w:rPr>
-                <w:rFonts w:asciiTheme="minorHAnsi" w:eastAsiaTheme="minorEastAsia" w:hAnsiTheme="minorHAnsi" w:cstheme="minorBidi"/>
-                <w:color w:val="000000" w:themeColor="text1"/>
-                <w:lang w:eastAsia="es-CL"/>
-              </w:rPr>
-            </w:pPr>
-            <w:r>
-              <w:rPr>
-                <w:rFonts w:asciiTheme="minorHAnsi" w:eastAsiaTheme="minorEastAsia" w:hAnsiTheme="minorHAnsi" w:cstheme="minorBidi"/>
-                <w:color w:val="000000" w:themeColor="text1"/>
-              </w:rPr>
-              <w:t>Formul</w:t>
-            </w:r>
-            <w:r>
-              <w:rPr>
-                <w:rFonts w:asciiTheme="minorHAnsi" w:eastAsiaTheme="minorEastAsia" w:hAnsiTheme="minorHAnsi" w:cstheme="minorBidi"/>
-                <w:color w:val="000000" w:themeColor="text1"/>
-              </w:rPr>
-              <w:t>é</w:t>
-            </w:r>
-            <w:r>
-              <w:rPr>
-                <w:rFonts w:asciiTheme="minorHAnsi" w:eastAsiaTheme="minorEastAsia" w:hAnsiTheme="minorHAnsi" w:cstheme="minorBidi"/>
-                <w:color w:val="000000" w:themeColor="text1"/>
-              </w:rPr>
-              <w:t xml:space="preserve"> objetivos claros, concisos y coherentes con la disciplina y la situación a abordar.</w:t>
+            <w:shd w:val="clear" w:color="auto" w:fill="E2EFDA"/>
+            <w:vAlign w:val="center"/>
+          </w:tcPr>
+          <w:p>
+            <w:pPr>
+              <w:rPr>
+                <w:rFonts w:asciiTheme="minorHAnsi" w:eastAsiaTheme="minorEastAsia" w:hAnsiTheme="minorHAnsi" w:cstheme="minorBidi"/>
+                <w:color w:val="000000" w:themeColor="text1"/>
+                <w:lang w:eastAsia="es-CL"/>
+              </w:rPr>
+            </w:pPr>
+            <w:r>
+              <w:rPr>
+                <w:b/>
+                <w:bCs/>
+                <w:color w:val="000000"/>
+              </w:rPr>
+              <w:t xml:space="preserve">(X) </w:t>
+            </w:r>
+            <w:r>
+              <w:rPr>
+                <w:rFonts w:asciiTheme="minorHAnsi" w:eastAsiaTheme="minorEastAsia" w:hAnsiTheme="minorHAnsi" w:cstheme="minorBidi"/>
+                <w:color w:val="000000" w:themeColor="text1"/>
+              </w:rPr>
+              <w:t xml:space="preserve">Formulé objetivos claros, concisos y coherentes con la disciplina y la situación a abordar.</w:t>
             </w:r>
           </w:p>
         </w:tc>
@@ -7549,30 +6363,7 @@
                 <w:rFonts w:asciiTheme="minorHAnsi" w:eastAsiaTheme="minorEastAsia" w:hAnsiTheme="minorHAnsi" w:cstheme="minorBidi"/>
                 <w:color w:val="000000" w:themeColor="text1"/>
               </w:rPr>
-              <w:t xml:space="preserve">Formulé </w:t>
-            </w:r>
-            <w:r>
-              <w:rPr>
-                <w:rFonts w:asciiTheme="minorHAnsi" w:eastAsiaTheme="minorEastAsia" w:hAnsiTheme="minorHAnsi" w:cstheme="minorBidi"/>
-                <w:color w:val="000000" w:themeColor="text1"/>
-              </w:rPr>
-              <w:t xml:space="preserve">objetivos claros y coherentes con la situación a abordar, pero imprecisos </w:t>
-            </w:r>
-            <w:proofErr w:type="gramStart"/>
-            <w:r>
-              <w:rPr>
-                <w:rFonts w:asciiTheme="minorHAnsi" w:eastAsiaTheme="minorEastAsia" w:hAnsiTheme="minorHAnsi" w:cstheme="minorBidi"/>
-                <w:color w:val="000000" w:themeColor="text1"/>
-              </w:rPr>
-              <w:t>de acuerdo a</w:t>
-            </w:r>
-            <w:proofErr w:type="gramEnd"/>
-            <w:r>
-              <w:rPr>
-                <w:rFonts w:asciiTheme="minorHAnsi" w:eastAsiaTheme="minorEastAsia" w:hAnsiTheme="minorHAnsi" w:cstheme="minorBidi"/>
-                <w:color w:val="000000" w:themeColor="text1"/>
-              </w:rPr>
-              <w:t xml:space="preserve"> la disciplina. </w:t>
+              <w:t xml:space="preserve">Formulé objetivos claros y coherentes con la situación a abordar, pero imprecisos de acuerdo a la disciplina. </w:t>
             </w:r>
           </w:p>
         </w:tc>
@@ -7594,14 +6385,7 @@
                 <w:rFonts w:asciiTheme="minorHAnsi" w:eastAsiaTheme="minorEastAsia" w:hAnsiTheme="minorHAnsi" w:cstheme="minorBidi"/>
                 <w:color w:val="000000" w:themeColor="text1"/>
               </w:rPr>
-              <w:t xml:space="preserve">Formulé </w:t>
-            </w:r>
-            <w:r>
-              <w:rPr>
-                <w:rFonts w:asciiTheme="minorHAnsi" w:eastAsiaTheme="minorEastAsia" w:hAnsiTheme="minorHAnsi" w:cstheme="minorBidi"/>
-                <w:color w:val="000000" w:themeColor="text1"/>
-              </w:rPr>
-              <w:t xml:space="preserve">objetivos confusos, por lo que no queda claro lo que se busca alcanzar ni si es coherente con la situación a abordar.  </w:t>
+              <w:t xml:space="preserve">Formulé objetivos confusos, por lo que no queda claro lo que se busca alcanzar ni si es coherente con la situación a abordar.  </w:t>
             </w:r>
           </w:p>
         </w:tc>
@@ -7623,21 +6407,7 @@
                 <w:rFonts w:asciiTheme="minorHAnsi" w:eastAsiaTheme="minorEastAsia" w:hAnsiTheme="minorHAnsi" w:cstheme="minorBidi"/>
                 <w:color w:val="000000" w:themeColor="text1"/>
               </w:rPr>
-              <w:t>No plante</w:t>
-            </w:r>
-            <w:r>
-              <w:rPr>
-                <w:rFonts w:asciiTheme="minorHAnsi" w:eastAsiaTheme="minorEastAsia" w:hAnsiTheme="minorHAnsi" w:cstheme="minorBidi"/>
-                <w:color w:val="000000" w:themeColor="text1"/>
-              </w:rPr>
-              <w:t>e</w:t>
-            </w:r>
-            <w:r>
-              <w:rPr>
-                <w:rFonts w:asciiTheme="minorHAnsi" w:eastAsiaTheme="minorEastAsia" w:hAnsiTheme="minorHAnsi" w:cstheme="minorBidi"/>
-                <w:color w:val="000000" w:themeColor="text1"/>
-              </w:rPr>
-              <w:t xml:space="preserve"> objetivos o estos no son coherentes con la disciplina ni la situación a abordar.</w:t>
+              <w:t xml:space="preserve">No plantee objetivos o estos no son coherentes con la disciplina ni la situación a abordar.</w:t>
             </w:r>
           </w:p>
         </w:tc>
@@ -7700,36 +6470,31 @@
         <w:tc>
           <w:tcPr>
             <w:tcW w:w="2268" w:type="dxa"/>
-            <w:vAlign w:val="center"/>
-          </w:tcPr>
-          <w:p>
-            <w:pPr>
-              <w:rPr>
-                <w:rFonts w:asciiTheme="minorHAnsi" w:eastAsiaTheme="minorEastAsia" w:hAnsiTheme="minorHAnsi" w:cstheme="minorBidi"/>
-                <w:color w:val="000000" w:themeColor="text1"/>
-                <w:lang w:eastAsia="es-CL"/>
-              </w:rPr>
-            </w:pPr>
-            <w:r>
-              <w:rPr>
-                <w:rFonts w:asciiTheme="minorHAnsi" w:eastAsiaTheme="minorEastAsia" w:hAnsiTheme="minorHAnsi" w:cstheme="minorBidi"/>
-                <w:color w:val="000000" w:themeColor="text1"/>
-              </w:rPr>
-              <w:t>Describ</w:t>
-            </w:r>
-            <w:r>
-              <w:rPr>
-                <w:rFonts w:asciiTheme="minorHAnsi" w:eastAsiaTheme="minorEastAsia" w:hAnsiTheme="minorHAnsi" w:cstheme="minorBidi"/>
-                <w:color w:val="000000" w:themeColor="text1"/>
-              </w:rPr>
-              <w:t>í</w:t>
-            </w:r>
-            <w:r>
-              <w:rPr>
-                <w:rFonts w:asciiTheme="minorHAnsi" w:eastAsiaTheme="minorEastAsia" w:hAnsiTheme="minorHAnsi" w:cstheme="minorBidi"/>
-                <w:color w:val="000000" w:themeColor="text1"/>
-              </w:rPr>
-              <w:t xml:space="preserve"> una metodología pertinente con los requerimientos disciplinares, contemplando todos los aspectos necesarios para alcanzar los objetivos planteados.</w:t>
+            <w:shd w:val="clear" w:color="auto" w:fill="E2EFDA"/>
+            <w:vAlign w:val="center"/>
+          </w:tcPr>
+          <w:p>
+            <w:pPr>
+              <w:rPr>
+                <w:rFonts w:asciiTheme="minorHAnsi" w:eastAsiaTheme="minorEastAsia" w:hAnsiTheme="minorHAnsi" w:cstheme="minorBidi"/>
+                <w:color w:val="000000" w:themeColor="text1"/>
+                <w:lang w:eastAsia="es-CL"/>
+              </w:rPr>
+            </w:pPr>
+            <w:r>
+              <w:rPr>
+                <w:b/>
+                <w:bCs/>
+                <w:color w:val="000000"/>
+              </w:rPr>
+              <w:t xml:space="preserve">(X) </w:t>
+            </w:r>
+            <w:r>
+              <w:rPr>
+                <w:rFonts w:asciiTheme="minorHAnsi" w:eastAsiaTheme="minorEastAsia" w:hAnsiTheme="minorHAnsi" w:cstheme="minorBidi"/>
+                <w:color w:val="000000" w:themeColor="text1"/>
+              </w:rPr>
+              <w:t xml:space="preserve">Describí una metodología pertinente con los requerimientos disciplinares, contemplando todos los aspectos necesarios para alcanzar los objetivos planteados.</w:t>
             </w:r>
           </w:p>
         </w:tc>
@@ -7751,28 +6516,7 @@
                 <w:rFonts w:asciiTheme="minorHAnsi" w:eastAsiaTheme="minorEastAsia" w:hAnsiTheme="minorHAnsi" w:cstheme="minorBidi"/>
                 <w:color w:val="000000" w:themeColor="text1"/>
               </w:rPr>
-              <w:t xml:space="preserve">Describí </w:t>
-            </w:r>
-            <w:r>
-              <w:rPr>
-                <w:rFonts w:asciiTheme="minorHAnsi" w:eastAsiaTheme="minorEastAsia" w:hAnsiTheme="minorHAnsi" w:cstheme="minorBidi"/>
-                <w:color w:val="000000" w:themeColor="text1"/>
-              </w:rPr>
-              <w:t>una metodología pertinente con los requerimientos disciplinares, pero no contempl</w:t>
-            </w:r>
-            <w:r>
-              <w:rPr>
-                <w:rFonts w:asciiTheme="minorHAnsi" w:eastAsiaTheme="minorEastAsia" w:hAnsiTheme="minorHAnsi" w:cstheme="minorBidi"/>
-                <w:color w:val="000000" w:themeColor="text1"/>
-              </w:rPr>
-              <w:t>é</w:t>
-            </w:r>
-            <w:r>
-              <w:rPr>
-                <w:rFonts w:asciiTheme="minorHAnsi" w:eastAsiaTheme="minorEastAsia" w:hAnsiTheme="minorHAnsi" w:cstheme="minorBidi"/>
-                <w:color w:val="000000" w:themeColor="text1"/>
-              </w:rPr>
-              <w:t xml:space="preserve"> todos los aspectos necesarios para alcanzar los objetivos planteados.</w:t>
+              <w:t xml:space="preserve">Describí una metodología pertinente con los requerimientos disciplinares, pero no contemplé todos los aspectos necesarios para alcanzar los objetivos planteados.</w:t>
             </w:r>
           </w:p>
         </w:tc>
@@ -7794,14 +6538,7 @@
                 <w:rFonts w:asciiTheme="minorHAnsi" w:eastAsiaTheme="minorEastAsia" w:hAnsiTheme="minorHAnsi" w:cstheme="minorBidi"/>
                 <w:color w:val="000000" w:themeColor="text1"/>
               </w:rPr>
-              <w:t xml:space="preserve">Describí </w:t>
-            </w:r>
-            <w:r>
-              <w:rPr>
-                <w:rFonts w:asciiTheme="minorHAnsi" w:eastAsiaTheme="minorEastAsia" w:hAnsiTheme="minorHAnsi" w:cstheme="minorBidi"/>
-                <w:color w:val="000000" w:themeColor="text1"/>
-              </w:rPr>
-              <w:t>una metodología que no es del todo pertinente para lograr los objetivos planteados.</w:t>
+              <w:t xml:space="preserve">Describí una metodología que no es del todo pertinente para lograr los objetivos planteados.</w:t>
             </w:r>
           </w:p>
         </w:tc>
@@ -7823,21 +6560,7 @@
                 <w:rFonts w:asciiTheme="minorHAnsi" w:eastAsiaTheme="minorEastAsia" w:hAnsiTheme="minorHAnsi" w:cstheme="minorBidi"/>
                 <w:color w:val="000000" w:themeColor="text1"/>
               </w:rPr>
-              <w:t>No describ</w:t>
-            </w:r>
-            <w:r>
-              <w:rPr>
-                <w:rFonts w:asciiTheme="minorHAnsi" w:eastAsiaTheme="minorEastAsia" w:hAnsiTheme="minorHAnsi" w:cstheme="minorBidi"/>
-                <w:color w:val="000000" w:themeColor="text1"/>
-              </w:rPr>
-              <w:t>í</w:t>
-            </w:r>
-            <w:r>
-              <w:rPr>
-                <w:rFonts w:asciiTheme="minorHAnsi" w:eastAsiaTheme="minorEastAsia" w:hAnsiTheme="minorHAnsi" w:cstheme="minorBidi"/>
-                <w:color w:val="000000" w:themeColor="text1"/>
-              </w:rPr>
-              <w:t xml:space="preserve"> una metodología, o bien esta no es pertinente para lograr los objetivos propuestos. </w:t>
+              <w:t xml:space="preserve">No describí una metodología, o bien esta no es pertinente para lograr los objetivos propuestos. </w:t>
             </w:r>
           </w:p>
         </w:tc>
@@ -7894,23 +6617,8 @@
                 <w:lang w:eastAsia="es-CL"/>
               </w:rPr>
               <w:t xml:space="preserve">7. Establece un plan de trabajo para su proyecto APT </w:t>
-            </w:r>
-            <w:r>
-              <w:rPr>
-                <w:rFonts w:asciiTheme="minorHAnsi" w:eastAsiaTheme="minorEastAsia" w:hAnsiTheme="minorHAnsi" w:cstheme="minorBidi"/>
-                <w:color w:val="000000" w:themeColor="text1"/>
-                <w:lang w:eastAsia="es-CL"/>
-              </w:rPr>
               <w:lastRenderedPageBreak/>
-              <w:t>considerando los recursos, duración, facilitadores y obstaculizadores en el desarrollo de las actividades</w:t>
-            </w:r>
-            <w:r>
-              <w:rPr>
-                <w:rFonts w:asciiTheme="minorHAnsi" w:eastAsiaTheme="minorEastAsia" w:hAnsiTheme="minorHAnsi" w:cstheme="minorBidi"/>
-                <w:color w:val="000000" w:themeColor="text1"/>
-                <w:lang w:eastAsia="es-CL"/>
-              </w:rPr>
-              <w:t xml:space="preserve">. </w:t>
+              <w:t xml:space="preserve">considerando los recursos, duración, facilitadores y obstaculizadores en el desarrollo de las actividades. </w:t>
             </w:r>
           </w:p>
           <w:p>
@@ -7942,95 +6650,43 @@
                 <w:color w:val="000000" w:themeColor="text1"/>
               </w:rPr>
               <w:lastRenderedPageBreak/>
-              <w:t>Establec</w:t>
-            </w:r>
-            <w:r>
-              <w:rPr>
-                <w:rFonts w:asciiTheme="minorHAnsi" w:eastAsiaTheme="minorEastAsia" w:hAnsiTheme="minorHAnsi" w:cstheme="minorBidi"/>
-                <w:color w:val="000000" w:themeColor="text1"/>
-              </w:rPr>
-              <w:t>í</w:t>
-            </w:r>
-            <w:r>
-              <w:rPr>
-                <w:rFonts w:asciiTheme="minorHAnsi" w:eastAsiaTheme="minorEastAsia" w:hAnsiTheme="minorHAnsi" w:cstheme="minorBidi"/>
-                <w:color w:val="000000" w:themeColor="text1"/>
-              </w:rPr>
-              <w:t xml:space="preserve"> un plan de trabajo con todas las </w:t>
-            </w:r>
-            <w:r>
-              <w:rPr>
-                <w:rFonts w:asciiTheme="minorHAnsi" w:eastAsiaTheme="minorEastAsia" w:hAnsiTheme="minorHAnsi" w:cstheme="minorBidi"/>
-                <w:color w:val="000000" w:themeColor="text1"/>
-              </w:rPr>
+              <w:t xml:space="preserve">Establecí un plan de trabajo con todas las </w:t>
               <w:lastRenderedPageBreak/>
-              <w:t xml:space="preserve">actividades necesarias para cumplir </w:t>
-            </w:r>
-            <w:r>
-              <w:rPr>
-                <w:rFonts w:asciiTheme="minorHAnsi" w:eastAsiaTheme="minorEastAsia" w:hAnsiTheme="minorHAnsi" w:cstheme="minorBidi"/>
-                <w:color w:val="000000" w:themeColor="text1"/>
-              </w:rPr>
-              <w:t>mis</w:t>
-            </w:r>
-            <w:r>
-              <w:rPr>
-                <w:rFonts w:asciiTheme="minorHAnsi" w:eastAsiaTheme="minorEastAsia" w:hAnsiTheme="minorHAnsi" w:cstheme="minorBidi"/>
-                <w:color w:val="000000" w:themeColor="text1"/>
-              </w:rPr>
-              <w:t xml:space="preserve"> objetivos, teniendo en consideración los recursos, duración, facilitadores y obstaculizadores. </w:t>
+              <w:t xml:space="preserve">actividades necesarias para cumplir mis objetivos, teniendo en consideración los recursos, duración, facilitadores y obstaculizadores. </w:t>
             </w:r>
           </w:p>
         </w:tc>
         <w:tc>
           <w:tcPr>
             <w:tcW w:w="2126" w:type="dxa"/>
-            <w:vAlign w:val="center"/>
-          </w:tcPr>
-          <w:p>
-            <w:pPr>
-              <w:rPr>
-                <w:rFonts w:asciiTheme="minorHAnsi" w:eastAsiaTheme="minorEastAsia" w:hAnsiTheme="minorHAnsi" w:cstheme="minorBidi"/>
-                <w:color w:val="000000" w:themeColor="text1"/>
-                <w:lang w:eastAsia="es-CL"/>
-              </w:rPr>
-            </w:pPr>
+            <w:shd w:val="clear" w:color="auto" w:fill="E2EFDA"/>
+            <w:vAlign w:val="center"/>
+          </w:tcPr>
+          <w:p>
+            <w:pPr>
+              <w:rPr>
+                <w:rFonts w:asciiTheme="minorHAnsi" w:eastAsiaTheme="minorEastAsia" w:hAnsiTheme="minorHAnsi" w:cstheme="minorBidi"/>
+                <w:color w:val="000000" w:themeColor="text1"/>
+                <w:lang w:eastAsia="es-CL"/>
+              </w:rPr>
+            </w:pPr>
+            <w:r>
+              <w:rPr>
+                <w:b/>
+                <w:bCs/>
+                <w:color w:val="000000"/>
+              </w:rPr>
+              <w:t xml:space="preserve">(X) </w:t>
+            </w:r>
             <w:r>
               <w:rPr>
                 <w:rFonts w:asciiTheme="minorHAnsi" w:eastAsiaTheme="minorEastAsia" w:hAnsiTheme="minorHAnsi" w:cstheme="minorBidi"/>
                 <w:color w:val="000000" w:themeColor="text1"/>
               </w:rPr>
               <w:lastRenderedPageBreak/>
-              <w:t xml:space="preserve">Establecí </w:t>
-            </w:r>
-            <w:r>
-              <w:rPr>
-                <w:rFonts w:asciiTheme="minorHAnsi" w:eastAsiaTheme="minorEastAsia" w:hAnsiTheme="minorHAnsi" w:cstheme="minorBidi"/>
-                <w:color w:val="000000" w:themeColor="text1"/>
-              </w:rPr>
-              <w:t xml:space="preserve">un plan de trabajo con la mayoría </w:t>
-            </w:r>
-            <w:r>
-              <w:rPr>
-                <w:rFonts w:asciiTheme="minorHAnsi" w:eastAsiaTheme="minorEastAsia" w:hAnsiTheme="minorHAnsi" w:cstheme="minorBidi"/>
-                <w:color w:val="000000" w:themeColor="text1"/>
-              </w:rPr>
+              <w:t xml:space="preserve">Establecí un plan de trabajo con la mayoría </w:t>
               <w:lastRenderedPageBreak/>
-              <w:t xml:space="preserve">de las actividades necesarias para cumplir </w:t>
-            </w:r>
-            <w:r>
-              <w:rPr>
-                <w:rFonts w:asciiTheme="minorHAnsi" w:eastAsiaTheme="minorEastAsia" w:hAnsiTheme="minorHAnsi" w:cstheme="minorBidi"/>
-                <w:color w:val="000000" w:themeColor="text1"/>
-              </w:rPr>
-              <w:t>mis</w:t>
-            </w:r>
-            <w:r>
-              <w:rPr>
-                <w:rFonts w:asciiTheme="minorHAnsi" w:eastAsiaTheme="minorEastAsia" w:hAnsiTheme="minorHAnsi" w:cstheme="minorBidi"/>
-                <w:color w:val="000000" w:themeColor="text1"/>
-              </w:rPr>
-              <w:t xml:space="preserve"> objetivos, teniendo en consideración los recursos, duración, facilitadores y obstaculizadores. </w:t>
+              <w:t xml:space="preserve">de las actividades necesarias para cumplir mis objetivos, teniendo en consideración los recursos, duración, facilitadores y obstaculizadores. </w:t>
             </w:r>
           </w:p>
         </w:tc>
@@ -8053,36 +6709,9 @@
                 <w:color w:val="000000" w:themeColor="text1"/>
               </w:rPr>
               <w:lastRenderedPageBreak/>
-              <w:t xml:space="preserve">Establecí </w:t>
-            </w:r>
-            <w:r>
-              <w:rPr>
-                <w:rFonts w:asciiTheme="minorHAnsi" w:eastAsiaTheme="minorEastAsia" w:hAnsiTheme="minorHAnsi" w:cstheme="minorBidi"/>
-                <w:color w:val="000000" w:themeColor="text1"/>
-              </w:rPr>
-              <w:t xml:space="preserve">un plan de trabajo que carece de </w:t>
-            </w:r>
-            <w:r>
-              <w:rPr>
-                <w:rFonts w:asciiTheme="minorHAnsi" w:eastAsiaTheme="minorEastAsia" w:hAnsiTheme="minorHAnsi" w:cstheme="minorBidi"/>
-                <w:color w:val="000000" w:themeColor="text1"/>
-              </w:rPr>
+              <w:t xml:space="preserve">Establecí un plan de trabajo que carece de </w:t>
               <w:lastRenderedPageBreak/>
-              <w:t xml:space="preserve">actividades necesarias para cumplir </w:t>
-            </w:r>
-            <w:r>
-              <w:rPr>
-                <w:rFonts w:asciiTheme="minorHAnsi" w:eastAsiaTheme="minorEastAsia" w:hAnsiTheme="minorHAnsi" w:cstheme="minorBidi"/>
-                <w:color w:val="000000" w:themeColor="text1"/>
-              </w:rPr>
-              <w:t>mis</w:t>
-            </w:r>
-            <w:r>
-              <w:rPr>
-                <w:rFonts w:asciiTheme="minorHAnsi" w:eastAsiaTheme="minorEastAsia" w:hAnsiTheme="minorHAnsi" w:cstheme="minorBidi"/>
-                <w:color w:val="000000" w:themeColor="text1"/>
-              </w:rPr>
-              <w:t xml:space="preserve"> objetivos y/o no tiene en consideración los recursos, duración, facilitadores y obstaculizadores. </w:t>
+              <w:t xml:space="preserve">actividades necesarias para cumplir mis objetivos y/o no tiene en consideración los recursos, duración, facilitadores y obstaculizadores. </w:t>
             </w:r>
           </w:p>
         </w:tc>
@@ -8105,57 +6734,9 @@
                 <w:color w:val="000000" w:themeColor="text1"/>
               </w:rPr>
               <w:lastRenderedPageBreak/>
-              <w:t>No establec</w:t>
-            </w:r>
-            <w:r>
-              <w:rPr>
-                <w:rFonts w:asciiTheme="minorHAnsi" w:eastAsiaTheme="minorEastAsia" w:hAnsiTheme="minorHAnsi" w:cstheme="minorBidi"/>
-                <w:color w:val="000000" w:themeColor="text1"/>
-              </w:rPr>
-              <w:t>í</w:t>
-            </w:r>
-            <w:r>
-              <w:rPr>
-                <w:rFonts w:asciiTheme="minorHAnsi" w:eastAsiaTheme="minorEastAsia" w:hAnsiTheme="minorHAnsi" w:cstheme="minorBidi"/>
-                <w:color w:val="000000" w:themeColor="text1"/>
-              </w:rPr>
-              <w:t xml:space="preserve"> un plan de trabajo, o bien este </w:t>
-            </w:r>
-            <w:r>
-              <w:rPr>
-                <w:rFonts w:asciiTheme="minorHAnsi" w:eastAsiaTheme="minorEastAsia" w:hAnsiTheme="minorHAnsi" w:cstheme="minorBidi"/>
-                <w:color w:val="000000" w:themeColor="text1"/>
-              </w:rPr>
+              <w:t xml:space="preserve">No establecí un plan de trabajo, o bien este </w:t>
               <w:lastRenderedPageBreak/>
-              <w:t xml:space="preserve">no </w:t>
-            </w:r>
-            <w:r>
-              <w:rPr>
-                <w:rFonts w:asciiTheme="minorHAnsi" w:eastAsiaTheme="minorEastAsia" w:hAnsiTheme="minorHAnsi" w:cstheme="minorBidi"/>
-                <w:color w:val="000000" w:themeColor="text1"/>
-              </w:rPr>
-              <w:t>permite</w:t>
-            </w:r>
-            <w:r>
-              <w:rPr>
-                <w:rFonts w:asciiTheme="minorHAnsi" w:eastAsiaTheme="minorEastAsia" w:hAnsiTheme="minorHAnsi" w:cstheme="minorBidi"/>
-                <w:color w:val="000000" w:themeColor="text1"/>
-              </w:rPr>
-              <w:t xml:space="preserve"> cumplir los objetivos de</w:t>
-            </w:r>
-            <w:r>
-              <w:rPr>
-                <w:rFonts w:asciiTheme="minorHAnsi" w:eastAsiaTheme="minorEastAsia" w:hAnsiTheme="minorHAnsi" w:cstheme="minorBidi"/>
-                <w:color w:val="000000" w:themeColor="text1"/>
-              </w:rPr>
-              <w:t xml:space="preserve"> mi </w:t>
-            </w:r>
-            <w:r>
-              <w:rPr>
-                <w:rFonts w:asciiTheme="minorHAnsi" w:eastAsiaTheme="minorEastAsia" w:hAnsiTheme="minorHAnsi" w:cstheme="minorBidi"/>
-                <w:color w:val="000000" w:themeColor="text1"/>
-              </w:rPr>
-              <w:t>proyecto APT.</w:t>
+              <w:t xml:space="preserve">no permite cumplir los objetivos de mi proyecto APT.</w:t>
             </w:r>
           </w:p>
         </w:tc>
@@ -8234,105 +6815,37 @@
                 <w:rFonts w:asciiTheme="minorHAnsi" w:eastAsiaTheme="minorEastAsia" w:hAnsiTheme="minorHAnsi" w:cstheme="minorBidi"/>
                 <w:color w:val="000000" w:themeColor="text1"/>
               </w:rPr>
-              <w:t>Describ</w:t>
-            </w:r>
-            <w:r>
-              <w:rPr>
-                <w:rFonts w:asciiTheme="minorHAnsi" w:eastAsiaTheme="minorEastAsia" w:hAnsiTheme="minorHAnsi" w:cstheme="minorBidi"/>
-                <w:color w:val="000000" w:themeColor="text1"/>
-              </w:rPr>
-              <w:t>í</w:t>
-            </w:r>
-            <w:r>
-              <w:rPr>
-                <w:rFonts w:asciiTheme="minorHAnsi" w:eastAsiaTheme="minorEastAsia" w:hAnsiTheme="minorHAnsi" w:cstheme="minorBidi"/>
-                <w:color w:val="000000" w:themeColor="text1"/>
-              </w:rPr>
-              <w:t xml:space="preserve"> evidencias que permiten dar cuenta del logro de las actividades de</w:t>
-            </w:r>
-            <w:r>
-              <w:rPr>
-                <w:rFonts w:asciiTheme="minorHAnsi" w:eastAsiaTheme="minorEastAsia" w:hAnsiTheme="minorHAnsi" w:cstheme="minorBidi"/>
-                <w:color w:val="000000" w:themeColor="text1"/>
-              </w:rPr>
-              <w:t xml:space="preserve"> mi</w:t>
-            </w:r>
-            <w:r>
-              <w:rPr>
-                <w:rFonts w:asciiTheme="minorHAnsi" w:eastAsiaTheme="minorEastAsia" w:hAnsiTheme="minorHAnsi" w:cstheme="minorBidi"/>
-                <w:color w:val="000000" w:themeColor="text1"/>
-              </w:rPr>
-              <w:t xml:space="preserve"> proyecto APT y justifi</w:t>
-            </w:r>
-            <w:r>
-              <w:rPr>
-                <w:rFonts w:asciiTheme="minorHAnsi" w:eastAsiaTheme="minorEastAsia" w:hAnsiTheme="minorHAnsi" w:cstheme="minorBidi"/>
-                <w:color w:val="000000" w:themeColor="text1"/>
-              </w:rPr>
-              <w:t>qué</w:t>
-            </w:r>
-            <w:r>
-              <w:rPr>
-                <w:rFonts w:asciiTheme="minorHAnsi" w:eastAsiaTheme="minorEastAsia" w:hAnsiTheme="minorHAnsi" w:cstheme="minorBidi"/>
-                <w:color w:val="000000" w:themeColor="text1"/>
-              </w:rPr>
-              <w:t xml:space="preserve"> su selección. </w:t>
+              <w:t xml:space="preserve">Describí evidencias que permiten dar cuenta del logro de las actividades de mi proyecto APT y justifiqué su selección. </w:t>
             </w:r>
           </w:p>
         </w:tc>
         <w:tc>
           <w:tcPr>
             <w:tcW w:w="2126" w:type="dxa"/>
-            <w:vAlign w:val="center"/>
-          </w:tcPr>
-          <w:p>
-            <w:pPr>
-              <w:rPr>
-                <w:rFonts w:asciiTheme="minorHAnsi" w:eastAsiaTheme="minorEastAsia" w:hAnsiTheme="minorHAnsi" w:cstheme="minorBidi"/>
-                <w:color w:val="000000" w:themeColor="text1"/>
-              </w:rPr>
-            </w:pPr>
-            <w:r>
-              <w:rPr>
-                <w:rFonts w:asciiTheme="minorHAnsi" w:eastAsiaTheme="minorEastAsia" w:hAnsiTheme="minorHAnsi" w:cstheme="minorBidi"/>
-                <w:color w:val="000000" w:themeColor="text1"/>
-              </w:rPr>
-              <w:t xml:space="preserve">Describí </w:t>
-            </w:r>
-            <w:r>
-              <w:rPr>
-                <w:rFonts w:asciiTheme="minorHAnsi" w:eastAsiaTheme="minorEastAsia" w:hAnsiTheme="minorHAnsi" w:cstheme="minorBidi"/>
-                <w:color w:val="000000" w:themeColor="text1"/>
-              </w:rPr>
-              <w:t>evidencias que permiten dar cuenta del logro de las actividades de</w:t>
-            </w:r>
-            <w:r>
-              <w:rPr>
-                <w:rFonts w:asciiTheme="minorHAnsi" w:eastAsiaTheme="minorEastAsia" w:hAnsiTheme="minorHAnsi" w:cstheme="minorBidi"/>
-                <w:color w:val="000000" w:themeColor="text1"/>
-              </w:rPr>
-              <w:t xml:space="preserve"> mi</w:t>
-            </w:r>
-            <w:r>
-              <w:rPr>
-                <w:rFonts w:asciiTheme="minorHAnsi" w:eastAsiaTheme="minorEastAsia" w:hAnsiTheme="minorHAnsi" w:cstheme="minorBidi"/>
-                <w:color w:val="000000" w:themeColor="text1"/>
-              </w:rPr>
-              <w:t xml:space="preserve"> proyecto APT, pero no justifi</w:t>
-            </w:r>
-            <w:r>
-              <w:rPr>
-                <w:rFonts w:asciiTheme="minorHAnsi" w:eastAsiaTheme="minorEastAsia" w:hAnsiTheme="minorHAnsi" w:cstheme="minorBidi"/>
-                <w:color w:val="000000" w:themeColor="text1"/>
-              </w:rPr>
-              <w:t>qué</w:t>
-            </w:r>
-            <w:r>
-              <w:rPr>
-                <w:rFonts w:asciiTheme="minorHAnsi" w:eastAsiaTheme="minorEastAsia" w:hAnsiTheme="minorHAnsi" w:cstheme="minorBidi"/>
-                <w:color w:val="000000" w:themeColor="text1"/>
-              </w:rPr>
-              <w:t xml:space="preserve"> con claridad su selección.</w:t>
+            <w:shd w:val="clear" w:color="auto" w:fill="E2EFDA"/>
+            <w:vAlign w:val="center"/>
+          </w:tcPr>
+          <w:p>
+            <w:pPr>
+              <w:rPr>
+                <w:rFonts w:asciiTheme="minorHAnsi" w:eastAsiaTheme="minorEastAsia" w:hAnsiTheme="minorHAnsi" w:cstheme="minorBidi"/>
+                <w:color w:val="000000" w:themeColor="text1"/>
+              </w:rPr>
+            </w:pPr>
+            <w:r>
+              <w:rPr>
+                <w:b/>
+                <w:bCs/>
+                <w:color w:val="000000"/>
+              </w:rPr>
+              <w:t xml:space="preserve">(X) </w:t>
+            </w:r>
+            <w:r>
+              <w:rPr>
+                <w:rFonts w:asciiTheme="minorHAnsi" w:eastAsiaTheme="minorEastAsia" w:hAnsiTheme="minorHAnsi" w:cstheme="minorBidi"/>
+                <w:color w:val="000000" w:themeColor="text1"/>
+              </w:rPr>
+              <w:t xml:space="preserve">Describí evidencias que permiten dar cuenta del logro de las actividades de mi proyecto APT, pero no justifiqué con claridad su selección.</w:t>
             </w:r>
           </w:p>
         </w:tc>
@@ -8354,49 +6867,7 @@
                 <w:rFonts w:asciiTheme="minorHAnsi" w:eastAsiaTheme="minorEastAsia" w:hAnsiTheme="minorHAnsi" w:cstheme="minorBidi"/>
                 <w:color w:val="000000" w:themeColor="text1"/>
               </w:rPr>
-              <w:t xml:space="preserve">Describí </w:t>
-            </w:r>
-            <w:r>
-              <w:rPr>
-                <w:rFonts w:asciiTheme="minorHAnsi" w:eastAsiaTheme="minorEastAsia" w:hAnsiTheme="minorHAnsi" w:cstheme="minorBidi"/>
-                <w:color w:val="000000" w:themeColor="text1"/>
-              </w:rPr>
-              <w:t>evidencias que permiten dar cuenta del logro de solo algunas actividades de</w:t>
-            </w:r>
-            <w:r>
-              <w:rPr>
-                <w:rFonts w:asciiTheme="minorHAnsi" w:eastAsiaTheme="minorEastAsia" w:hAnsiTheme="minorHAnsi" w:cstheme="minorBidi"/>
-                <w:color w:val="000000" w:themeColor="text1"/>
-              </w:rPr>
-              <w:t xml:space="preserve"> mi</w:t>
-            </w:r>
-            <w:r>
-              <w:rPr>
-                <w:rFonts w:asciiTheme="minorHAnsi" w:eastAsiaTheme="minorEastAsia" w:hAnsiTheme="minorHAnsi" w:cstheme="minorBidi"/>
-                <w:color w:val="000000" w:themeColor="text1"/>
-              </w:rPr>
-              <w:t xml:space="preserve"> proyecto APT y/o </w:t>
-            </w:r>
-            <w:r>
-              <w:rPr>
-                <w:rFonts w:asciiTheme="minorHAnsi" w:eastAsiaTheme="minorEastAsia" w:hAnsiTheme="minorHAnsi" w:cstheme="minorBidi"/>
-                <w:color w:val="000000" w:themeColor="text1"/>
-              </w:rPr>
-              <w:t>no justifiqué</w:t>
-            </w:r>
-            <w:r>
-              <w:rPr>
-                <w:rFonts w:asciiTheme="minorHAnsi" w:eastAsiaTheme="minorEastAsia" w:hAnsiTheme="minorHAnsi" w:cstheme="minorBidi"/>
-                <w:color w:val="000000" w:themeColor="text1"/>
-              </w:rPr>
-              <w:t xml:space="preserve"> </w:t>
-            </w:r>
-            <w:r>
-              <w:rPr>
-                <w:rFonts w:asciiTheme="minorHAnsi" w:eastAsiaTheme="minorEastAsia" w:hAnsiTheme="minorHAnsi" w:cstheme="minorBidi"/>
-                <w:color w:val="000000" w:themeColor="text1"/>
-              </w:rPr>
-              <w:t xml:space="preserve">su selección. </w:t>
+              <w:t xml:space="preserve">Describí evidencias que permiten dar cuenta del logro de solo algunas actividades de mi proyecto APT y/o no justifiqué su selección. </w:t>
             </w:r>
           </w:p>
         </w:tc>
@@ -8418,35 +6889,7 @@
                 <w:rFonts w:asciiTheme="minorHAnsi" w:eastAsiaTheme="minorEastAsia" w:hAnsiTheme="minorHAnsi" w:cstheme="minorBidi"/>
                 <w:color w:val="000000" w:themeColor="text1"/>
               </w:rPr>
-              <w:t>No inclu</w:t>
-            </w:r>
-            <w:r>
-              <w:rPr>
-                <w:rFonts w:asciiTheme="minorHAnsi" w:eastAsiaTheme="minorEastAsia" w:hAnsiTheme="minorHAnsi" w:cstheme="minorBidi"/>
-                <w:color w:val="000000" w:themeColor="text1"/>
-              </w:rPr>
-              <w:t>í</w:t>
-            </w:r>
-            <w:r>
-              <w:rPr>
-                <w:rFonts w:asciiTheme="minorHAnsi" w:eastAsiaTheme="minorEastAsia" w:hAnsiTheme="minorHAnsi" w:cstheme="minorBidi"/>
-                <w:color w:val="000000" w:themeColor="text1"/>
-              </w:rPr>
-              <w:t xml:space="preserve"> evidencias que pueden dar cuenta del desarrollo de </w:t>
-            </w:r>
-            <w:r>
-              <w:rPr>
-                <w:rFonts w:asciiTheme="minorHAnsi" w:eastAsiaTheme="minorEastAsia" w:hAnsiTheme="minorHAnsi" w:cstheme="minorBidi"/>
-                <w:color w:val="000000" w:themeColor="text1"/>
-              </w:rPr>
-              <w:t>mi</w:t>
-            </w:r>
-            <w:r>
-              <w:rPr>
-                <w:rFonts w:asciiTheme="minorHAnsi" w:eastAsiaTheme="minorEastAsia" w:hAnsiTheme="minorHAnsi" w:cstheme="minorBidi"/>
-                <w:color w:val="000000" w:themeColor="text1"/>
-              </w:rPr>
-              <w:t xml:space="preserve"> proyecto.</w:t>
+              <w:t xml:space="preserve">No incluí evidencias que pueden dar cuenta del desarrollo de mi proyecto.</w:t>
             </w:r>
           </w:p>
         </w:tc>
@@ -8544,37 +6987,32 @@
                 <w:rFonts w:asciiTheme="minorHAnsi" w:eastAsiaTheme="minorEastAsia" w:hAnsiTheme="minorHAnsi" w:cstheme="minorBidi"/>
                 <w:color w:val="000000" w:themeColor="text1"/>
               </w:rPr>
-              <w:t>Utili</w:t>
-            </w:r>
-            <w:r>
-              <w:rPr>
-                <w:rFonts w:asciiTheme="minorHAnsi" w:eastAsiaTheme="minorEastAsia" w:hAnsiTheme="minorHAnsi" w:cstheme="minorBidi"/>
-                <w:color w:val="000000" w:themeColor="text1"/>
-              </w:rPr>
-              <w:t>cé</w:t>
-            </w:r>
-            <w:r>
-              <w:rPr>
-                <w:rFonts w:asciiTheme="minorHAnsi" w:eastAsiaTheme="minorEastAsia" w:hAnsiTheme="minorHAnsi" w:cstheme="minorBidi"/>
-                <w:color w:val="000000" w:themeColor="text1"/>
-              </w:rPr>
-              <w:t xml:space="preserve"> correctamente todas las normas de citación y referencias.</w:t>
+              <w:t xml:space="preserve">Utilicé correctamente todas las normas de citación y referencias.</w:t>
             </w:r>
           </w:p>
         </w:tc>
         <w:tc>
           <w:tcPr>
             <w:tcW w:w="2126" w:type="dxa"/>
-            <w:vAlign w:val="center"/>
-          </w:tcPr>
-          <w:p>
-            <w:pPr>
-              <w:rPr>
-                <w:rFonts w:asciiTheme="minorHAnsi" w:eastAsiaTheme="minorEastAsia" w:hAnsiTheme="minorHAnsi" w:cstheme="minorBidi"/>
-                <w:color w:val="000000" w:themeColor="text1"/>
-                <w:lang w:eastAsia="es-CL"/>
-              </w:rPr>
-            </w:pPr>
+            <w:shd w:val="clear" w:color="auto" w:fill="E2EFDA"/>
+            <w:vAlign w:val="center"/>
+          </w:tcPr>
+          <w:p>
+            <w:pPr>
+              <w:rPr>
+                <w:rFonts w:asciiTheme="minorHAnsi" w:eastAsiaTheme="minorEastAsia" w:hAnsiTheme="minorHAnsi" w:cstheme="minorBidi"/>
+                <w:color w:val="000000" w:themeColor="text1"/>
+                <w:lang w:eastAsia="es-CL"/>
+              </w:rPr>
+            </w:pPr>
+            <w:r>
+              <w:rPr>
+                <w:b/>
+                <w:bCs/>
+                <w:color w:val="000000"/>
+              </w:rPr>
+              <w:t xml:space="preserve">(X) </w:t>
+            </w:r>
             <w:r>
               <w:rPr>
                 <w:rFonts w:asciiTheme="minorHAnsi" w:eastAsiaTheme="minorEastAsia" w:hAnsiTheme="minorHAnsi" w:cstheme="minorBidi"/>
@@ -8709,16 +7147,25 @@
         <w:tc>
           <w:tcPr>
             <w:tcW w:w="2126" w:type="dxa"/>
-            <w:vAlign w:val="center"/>
-          </w:tcPr>
-          <w:p>
-            <w:pPr>
-              <w:rPr>
-                <w:rFonts w:asciiTheme="minorHAnsi" w:eastAsiaTheme="minorEastAsia" w:hAnsiTheme="minorHAnsi" w:cstheme="minorBidi"/>
-                <w:color w:val="000000" w:themeColor="text1"/>
-                <w:lang w:eastAsia="es-CL"/>
-              </w:rPr>
-            </w:pPr>
+            <w:shd w:val="clear" w:color="auto" w:fill="E2EFDA"/>
+            <w:vAlign w:val="center"/>
+          </w:tcPr>
+          <w:p>
+            <w:pPr>
+              <w:rPr>
+                <w:rFonts w:asciiTheme="minorHAnsi" w:eastAsiaTheme="minorEastAsia" w:hAnsiTheme="minorHAnsi" w:cstheme="minorBidi"/>
+                <w:color w:val="000000" w:themeColor="text1"/>
+                <w:lang w:eastAsia="es-CL"/>
+              </w:rPr>
+            </w:pPr>
+            <w:r>
+              <w:rPr>
+                <w:b/>
+                <w:bCs/>
+                <w:color w:val="000000"/>
+              </w:rPr>
+              <w:t xml:space="preserve">(X) </w:t>
+            </w:r>
             <w:r>
               <w:rPr>
                 <w:rFonts w:asciiTheme="minorHAnsi" w:eastAsiaTheme="minorEastAsia" w:hAnsiTheme="minorHAnsi" w:cstheme="minorBidi"/>
@@ -8824,49 +7271,7 @@
                 <w:color w:val="000000" w:themeColor="text1"/>
                 <w:lang w:eastAsia="es-CL"/>
               </w:rPr>
-              <w:t>11</w:t>
-            </w:r>
-            <w:r>
-              <w:rPr>
-                <w:rFonts w:asciiTheme="minorHAnsi" w:eastAsiaTheme="minorEastAsia" w:hAnsiTheme="minorHAnsi" w:cstheme="minorBidi"/>
-                <w:color w:val="000000" w:themeColor="text1"/>
-                <w:lang w:eastAsia="es-CL"/>
-              </w:rPr>
-              <w:t xml:space="preserve">. Cumple con los indicadores de calidad requeridos en </w:t>
-            </w:r>
-            <w:r>
-              <w:rPr>
-                <w:rFonts w:asciiTheme="minorHAnsi" w:eastAsiaTheme="minorEastAsia" w:hAnsiTheme="minorHAnsi" w:cstheme="minorBidi"/>
-                <w:color w:val="000000" w:themeColor="text1"/>
-                <w:lang w:eastAsia="es-CL"/>
-              </w:rPr>
-              <w:t>la presentación del</w:t>
-            </w:r>
-            <w:r>
-              <w:rPr>
-                <w:rFonts w:asciiTheme="minorHAnsi" w:eastAsiaTheme="minorEastAsia" w:hAnsiTheme="minorHAnsi" w:cstheme="minorBidi"/>
-                <w:color w:val="000000" w:themeColor="text1"/>
-                <w:lang w:eastAsia="es-CL"/>
-              </w:rPr>
-              <w:t xml:space="preserve"> diseño del Proyecto APT </w:t>
-            </w:r>
-            <w:proofErr w:type="gramStart"/>
-            <w:r>
-              <w:rPr>
-                <w:rFonts w:asciiTheme="minorHAnsi" w:eastAsiaTheme="minorEastAsia" w:hAnsiTheme="minorHAnsi" w:cstheme="minorBidi"/>
-                <w:color w:val="000000" w:themeColor="text1"/>
-                <w:lang w:eastAsia="es-CL"/>
-              </w:rPr>
-              <w:t>de acuerdo a</w:t>
-            </w:r>
-            <w:proofErr w:type="gramEnd"/>
-            <w:r>
-              <w:rPr>
-                <w:rFonts w:asciiTheme="minorHAnsi" w:eastAsiaTheme="minorEastAsia" w:hAnsiTheme="minorHAnsi" w:cstheme="minorBidi"/>
-                <w:color w:val="000000" w:themeColor="text1"/>
-                <w:lang w:eastAsia="es-CL"/>
-              </w:rPr>
-              <w:t xml:space="preserve"> estándares definidos por la disciplina.</w:t>
+              <w:t xml:space="preserve">11. Cumple con los indicadores de calidad requeridos en la presentación del diseño del Proyecto APT de acuerdo a estándares definidos por la disciplina.</w:t>
             </w:r>
           </w:p>
         </w:tc>
@@ -8896,16 +7301,25 @@
         <w:tc>
           <w:tcPr>
             <w:tcW w:w="2126" w:type="dxa"/>
-            <w:vAlign w:val="center"/>
-          </w:tcPr>
-          <w:p>
-            <w:pPr>
-              <w:rPr>
-                <w:rFonts w:asciiTheme="minorHAnsi" w:eastAsiaTheme="minorEastAsia" w:hAnsiTheme="minorHAnsi" w:cstheme="minorBidi"/>
-                <w:color w:val="000000" w:themeColor="text1"/>
-                <w:lang w:eastAsia="es-CL"/>
-              </w:rPr>
-            </w:pPr>
+            <w:shd w:val="clear" w:color="auto" w:fill="E2EFDA"/>
+            <w:vAlign w:val="center"/>
+          </w:tcPr>
+          <w:p>
+            <w:pPr>
+              <w:rPr>
+                <w:rFonts w:asciiTheme="minorHAnsi" w:eastAsiaTheme="minorEastAsia" w:hAnsiTheme="minorHAnsi" w:cstheme="minorBidi"/>
+                <w:color w:val="000000" w:themeColor="text1"/>
+                <w:lang w:eastAsia="es-CL"/>
+              </w:rPr>
+            </w:pPr>
+            <w:r>
+              <w:rPr>
+                <w:b/>
+                <w:bCs/>
+                <w:color w:val="000000"/>
+              </w:rPr>
+              <w:t xml:space="preserve">(X) </w:t>
+            </w:r>
             <w:r>
               <w:rPr>
                 <w:rFonts w:asciiTheme="minorHAnsi" w:eastAsiaTheme="minorEastAsia" w:hAnsiTheme="minorHAnsi" w:cstheme="minorBidi"/>
@@ -8986,17 +7400,7 @@
                 <w:color w:val="3B3838" w:themeColor="background2" w:themeShade="40"/>
                 <w:lang w:eastAsia="es-CL"/>
               </w:rPr>
-              <w:t>2</w:t>
-            </w:r>
-            <w:r>
-              <w:rPr>
-                <w:rFonts w:asciiTheme="minorHAnsi" w:eastAsiaTheme="minorEastAsia" w:hAnsiTheme="minorHAnsi" w:cstheme="minorBidi"/>
-                <w:b/>
-                <w:bCs/>
-                <w:color w:val="3B3838" w:themeColor="background2" w:themeShade="40"/>
-                <w:lang w:eastAsia="es-CL"/>
-              </w:rPr>
-              <w:t>0</w:t>
+              <w:t>20</w:t>
             </w:r>
           </w:p>
         </w:tc>
@@ -9024,42 +7428,7 @@
                 <w:color w:val="000000" w:themeColor="text1"/>
                 <w:lang w:eastAsia="es-CL"/>
               </w:rPr>
-              <w:t xml:space="preserve">12.  </w:t>
-            </w:r>
-            <w:r>
-              <w:rPr>
-                <w:rFonts w:asciiTheme="minorHAnsi" w:eastAsiaTheme="minorEastAsia" w:hAnsiTheme="minorHAnsi" w:cstheme="minorBidi"/>
-                <w:color w:val="000000" w:themeColor="text1"/>
-                <w:lang w:eastAsia="es-CL"/>
-              </w:rPr>
-              <w:t xml:space="preserve">Redacta el </w:t>
-            </w:r>
-            <w:proofErr w:type="spellStart"/>
-            <w:proofErr w:type="gramStart"/>
-            <w:r>
-              <w:rPr>
-                <w:rFonts w:asciiTheme="minorHAnsi" w:eastAsiaTheme="minorEastAsia" w:hAnsiTheme="minorHAnsi" w:cstheme="minorBidi"/>
-                <w:color w:val="000000" w:themeColor="text1"/>
-                <w:lang w:eastAsia="es-CL"/>
-              </w:rPr>
-              <w:t>abstract</w:t>
-            </w:r>
-            <w:proofErr w:type="spellEnd"/>
-            <w:proofErr w:type="gramEnd"/>
-            <w:r>
-              <w:rPr>
-                <w:rFonts w:asciiTheme="minorHAnsi" w:eastAsiaTheme="minorEastAsia" w:hAnsiTheme="minorHAnsi" w:cstheme="minorBidi"/>
-                <w:color w:val="000000" w:themeColor="text1"/>
-                <w:lang w:eastAsia="es-CL"/>
-              </w:rPr>
-              <w:t xml:space="preserve">, las conclusiones y la reflexión en inglés con ideas completas que se conectan en secuencia lógica, </w:t>
-            </w:r>
-            <w:r>
-              <w:rPr>
-                <w:rFonts w:asciiTheme="minorHAnsi" w:eastAsiaTheme="minorEastAsia" w:hAnsiTheme="minorHAnsi" w:cstheme="minorBidi"/>
-                <w:color w:val="000000" w:themeColor="text1"/>
-                <w:lang w:eastAsia="es-CL"/>
-              </w:rPr>
+              <w:t xml:space="preserve">12.  Redacta el abstract, las conclusiones y la reflexión en inglés con ideas completas que se conectan en secuencia lógica, </w:t>
               <w:lastRenderedPageBreak/>
               <w:t>utilizando estructuras gramaticales y vocabulario en forma correcta y pertinente al tema a un nivel intermedio alto.</w:t>
             </w:r>
@@ -9099,11 +7468,6 @@
               </w:rPr>
               <w:lastRenderedPageBreak/>
               <w:t xml:space="preserve">Redacta los textos en inglés siguiendo una secuencia lógica en la que todas las oraciones </w:t>
-            </w:r>
-            <w:r>
-              <w:rPr>
-                <w:rFonts w:asciiTheme="minorHAnsi" w:hAnsiTheme="minorHAnsi" w:cstheme="minorHAnsi"/>
-              </w:rPr>
               <w:lastRenderedPageBreak/>
               <w:t>se conectan de manera fluida y comprensible,  utilizando en forma correcta las estructuras gramaticales y el vocabulario pertinentes al tema.</w:t>
             </w:r>
@@ -9127,11 +7491,6 @@
               </w:rPr>
               <w:lastRenderedPageBreak/>
               <w:t xml:space="preserve">Redacta los textos en inglés siguiendo una secuencia lógica en la que gran parte de las </w:t>
-            </w:r>
-            <w:r>
-              <w:rPr>
-                <w:rFonts w:asciiTheme="minorHAnsi" w:hAnsiTheme="minorHAnsi" w:cstheme="minorHAnsi"/>
-              </w:rPr>
               <w:lastRenderedPageBreak/>
               <w:t>oraciones se conectan de manera fluida y comprensible,  utilizando en forma correcta la mayoría de las estructuras gramaticales y el vocabulario pertinentes al tema.</w:t>
             </w:r>
@@ -9155,11 +7514,6 @@
               </w:rPr>
               <w:lastRenderedPageBreak/>
               <w:t xml:space="preserve">Redacta los textos en inglés usando una secuencia limitada o desorganizada que </w:t>
-            </w:r>
-            <w:r>
-              <w:rPr>
-                <w:rFonts w:asciiTheme="minorHAnsi" w:hAnsiTheme="minorHAnsi" w:cstheme="minorHAnsi"/>
-              </w:rPr>
               <w:lastRenderedPageBreak/>
               <w:t>dificulta la comprensión de las ideas,  utilizando inadecuadamente las estructuras gramaticales y el vocabulario pertinentes al tema.</w:t>
             </w:r>
@@ -9168,6 +7522,7 @@
         <w:tc>
           <w:tcPr>
             <w:tcW w:w="2052" w:type="dxa"/>
+            <w:shd w:val="clear" w:color="auto" w:fill="E2EFDA"/>
             <w:vAlign w:val="center"/>
           </w:tcPr>
           <w:p>
@@ -9176,6 +7531,14 @@
                 <w:rFonts w:asciiTheme="minorHAnsi" w:hAnsiTheme="minorHAnsi" w:cstheme="minorHAnsi"/>
               </w:rPr>
             </w:pPr>
+            <w:r>
+              <w:rPr>
+                <w:b/>
+                <w:bCs/>
+                <w:color w:val="000000"/>
+              </w:rPr>
+              <w:t xml:space="preserve">(X) </w:t>
+            </w:r>
             <w:r>
               <w:rPr>
                 <w:rFonts w:asciiTheme="minorHAnsi" w:hAnsiTheme="minorHAnsi" w:cstheme="minorHAnsi"/>
@@ -9195,11 +7558,6 @@
                 <w:rFonts w:asciiTheme="minorHAnsi" w:hAnsiTheme="minorHAnsi" w:cstheme="minorHAnsi"/>
               </w:rPr>
               <w:t xml:space="preserve">o escribe frases sueltas que no se </w:t>
-            </w:r>
-            <w:r>
-              <w:rPr>
-                <w:rFonts w:asciiTheme="minorHAnsi" w:hAnsiTheme="minorHAnsi" w:cstheme="minorHAnsi"/>
-              </w:rPr>
               <w:lastRenderedPageBreak/>
               <w:t xml:space="preserve">relacionan entre ellas impidiendo la comprensión de las ideas, </w:t>
             </w:r>
